--- a/src/main/resources/templates/BienBanXacDinhGiaTriTaiSanBaoDam.docx
+++ b/src/main/resources/templates/BienBanXacDinhGiaTriTaiSanBaoDam.docx
@@ -335,24 +335,63 @@
     <w:p>
       <w:pPr>
         <w:pStyle w:val="ListParagraph"/>
-        <w:rPr>
-          <w:rFonts w:ascii="13" w:hAnsi="13"/>
-          <w:sz w:val="26"/>
-        </w:rPr>
-      </w:pPr>
-      <w:r>
-        <w:rPr>
-          <w:rFonts w:ascii="13" w:hAnsi="13"/>
-          <w:sz w:val="26"/>
-        </w:rPr>
-        <w:t>{{gtkh}}: {{kh}}; Sinh năm</w:t>
-      </w:r>
-      <w:r>
-        <w:rPr>
-          <w:rFonts w:ascii="13" w:hAnsi="13"/>
-          <w:sz w:val="26"/>
-        </w:rPr>
-        <w:t xml:space="preserve">: {{nskh}}; </w:t>
+        <w:numPr>
+          <w:ilvl w:val="0"/>
+          <w:numId w:val="4"/>
+        </w:numPr>
+        <w:rPr>
+          <w:rFonts w:ascii="13" w:hAnsi="13"/>
+          <w:sz w:val="26"/>
+        </w:rPr>
+      </w:pPr>
+      <w:r>
+        <w:rPr>
+          <w:rFonts w:ascii="13" w:hAnsi="13"/>
+          <w:sz w:val="26"/>
+        </w:rPr>
+        <w:t>Họ tên người bảo đả</w:t>
+      </w:r>
+      <w:r>
+        <w:rPr>
+          <w:rFonts w:ascii="13" w:hAnsi="13"/>
+          <w:sz w:val="26"/>
+        </w:rPr>
+        <w:t>m: {{khbd}}</w:t>
+      </w:r>
+      <w:r>
+        <w:rPr>
+          <w:rFonts w:ascii="13" w:hAnsi="13"/>
+          <w:sz w:val="26"/>
+        </w:rPr>
+        <w:t xml:space="preserve">; </w:t>
+      </w:r>
+      <w:r>
+        <w:rPr>
+          <w:rFonts w:ascii="13" w:hAnsi="13"/>
+          <w:sz w:val="26"/>
+        </w:rPr>
+        <w:t xml:space="preserve">     </w:t>
+      </w:r>
+      <w:r>
+        <w:rPr>
+          <w:rFonts w:ascii="13" w:hAnsi="13"/>
+          <w:sz w:val="26"/>
+        </w:rPr>
+        <w:t>Sinh năm</w:t>
+      </w:r>
+      <w:r>
+        <w:rPr>
+          <w:rFonts w:ascii="13" w:hAnsi="13"/>
+          <w:sz w:val="26"/>
+        </w:rPr>
+        <w:t>: {{nskhbd}}</w:t>
+      </w:r>
+      <w:r>
+        <w:rPr>
+          <w:rFonts w:ascii="13" w:hAnsi="13"/>
+          <w:sz w:val="26"/>
+        </w:rPr>
+        <w:t xml:space="preserve">; </w:t>
       </w:r>
     </w:p>
     <w:p>
@@ -368,14 +407,28 @@
           <w:rFonts w:ascii="13" w:hAnsi="13"/>
           <w:sz w:val="26"/>
         </w:rPr>
-        <w:t>CCCD số: {{cccdkh}}; Cấ</w:t>
-      </w:r>
-      <w:r>
-        <w:rPr>
-          <w:rFonts w:ascii="13" w:hAnsi="13"/>
-          <w:sz w:val="26"/>
-        </w:rPr>
-        <w:t>p ngày: {{nckh}}</w:t>
+        <w:t>CCCD số</w:t>
+      </w:r>
+      <w:r>
+        <w:rPr>
+          <w:rFonts w:ascii="13" w:hAnsi="13"/>
+          <w:sz w:val="26"/>
+        </w:rPr>
+        <w:t>: {{cccdkhbd}}</w:t>
+      </w:r>
+      <w:r>
+        <w:rPr>
+          <w:rFonts w:ascii="13" w:hAnsi="13"/>
+          <w:sz w:val="26"/>
+        </w:rPr>
+        <w:t>; Cấ</w:t>
+      </w:r>
+      <w:r>
+        <w:rPr>
+          <w:rFonts w:ascii="13" w:hAnsi="13"/>
+          <w:sz w:val="26"/>
+        </w:rPr>
+        <w:t>p ngày: {{ngckhbd}}</w:t>
       </w:r>
       <w:r>
         <w:rPr>
@@ -399,7 +452,14 @@
           <w:rFonts w:ascii="13" w:hAnsi="13"/>
           <w:sz w:val="26"/>
         </w:rPr>
-        <w:t xml:space="preserve">Nơi cấp: </w:t>
+        <w:t>Nơi cấ</w:t>
+      </w:r>
+      <w:r>
+        <w:rPr>
+          <w:rFonts w:ascii="13" w:hAnsi="13"/>
+          <w:sz w:val="26"/>
+        </w:rPr>
+        <w:t>p: {{nccccdkhbd}}</w:t>
       </w:r>
       <w:r>
         <w:rPr>
@@ -407,7 +467,7 @@
           <w:sz w:val="26"/>
           <w:szCs w:val="26"/>
         </w:rPr>
-        <w:t>{{nccccdkh}}.</w:t>
+        <w:t>.</w:t>
       </w:r>
     </w:p>
     <w:p>
@@ -419,21 +479,33 @@
           <w:szCs w:val="26"/>
         </w:rPr>
       </w:pPr>
+      <w:bookmarkStart w:id="0" w:name="_GoBack"/>
+      <w:bookmarkEnd w:id="0"/>
       <w:r>
         <w:rPr>
           <w:rFonts w:ascii="13" w:hAnsi="13"/>
           <w:sz w:val="26"/>
           <w:szCs w:val="26"/>
         </w:rPr>
-        <w:t>Địa chỉ</w:t>
-      </w:r>
-      <w:r>
+        <w:t>{{ntbdd1}}</w:t>
+      </w:r>
+    </w:p>
+    <w:p>
+      <w:pPr>
+        <w:pStyle w:val="ListParagraph"/>
         <w:rPr>
           <w:rFonts w:ascii="13" w:hAnsi="13"/>
           <w:sz w:val="26"/>
           <w:szCs w:val="26"/>
         </w:rPr>
-        <w:t>: {{ttkh}}</w:t>
+      </w:pPr>
+      <w:r>
+        <w:rPr>
+          <w:rFonts w:ascii="13" w:hAnsi="13"/>
+          <w:sz w:val="26"/>
+          <w:szCs w:val="26"/>
+        </w:rPr>
+        <w:t>{{ntbdd2}}</w:t>
       </w:r>
     </w:p>
     <w:p>
@@ -451,7 +523,7 @@
           <w:sz w:val="26"/>
           <w:szCs w:val="26"/>
         </w:rPr>
-        <w:t>{{ntbdd1}}</w:t>
+        <w:t>{{ntbdd3}}</w:t>
       </w:r>
     </w:p>
     <w:p>
@@ -469,81 +541,39 @@
           <w:sz w:val="26"/>
           <w:szCs w:val="26"/>
         </w:rPr>
-        <w:t>{{ntbdd2}}</w:t>
-      </w:r>
-    </w:p>
-    <w:p>
-      <w:pPr>
-        <w:pStyle w:val="ListParagraph"/>
+        <w:t>Các bên cùng thỏa thuận thống nhất xác định giá trị của các tài sản b</w:t>
+      </w:r>
+      <w:r>
         <w:rPr>
           <w:rFonts w:ascii="13" w:hAnsi="13"/>
           <w:sz w:val="26"/>
           <w:szCs w:val="26"/>
         </w:rPr>
-      </w:pPr>
+        <w:t>ảo</w:t>
+      </w:r>
       <w:r>
         <w:rPr>
           <w:rFonts w:ascii="13" w:hAnsi="13"/>
           <w:sz w:val="26"/>
           <w:szCs w:val="26"/>
         </w:rPr>
-        <w:t>{{ntbdd3}}</w:t>
-      </w:r>
-    </w:p>
-    <w:p>
-      <w:pPr>
-        <w:pStyle w:val="ListParagraph"/>
-        <w:rPr>
-          <w:rFonts w:ascii="13" w:hAnsi="13"/>
-          <w:b/>
+        <w:t xml:space="preserve"> đả</w:t>
+      </w:r>
+      <w:r>
+        <w:rPr>
+          <w:rFonts w:ascii="13" w:hAnsi="13"/>
           <w:sz w:val="26"/>
           <w:szCs w:val="26"/>
         </w:rPr>
-      </w:pPr>
-      <w:r>
-        <w:rPr>
-          <w:rFonts w:ascii="13" w:hAnsi="13"/>
-          <w:b/>
+        <w:t>m nợ</w:t>
+      </w:r>
+      <w:r>
+        <w:rPr>
+          <w:rFonts w:ascii="13" w:hAnsi="13"/>
           <w:sz w:val="26"/>
           <w:szCs w:val="26"/>
         </w:rPr>
-        <w:t>Các bên cùng thỏa thuận thống nhất xác định giá trị của các tài sản b</w:t>
-      </w:r>
-      <w:r>
-        <w:rPr>
-          <w:rFonts w:ascii="13" w:hAnsi="13"/>
-          <w:b/>
-          <w:sz w:val="26"/>
-          <w:szCs w:val="26"/>
-        </w:rPr>
-        <w:t>ảo</w:t>
-      </w:r>
-      <w:r>
-        <w:rPr>
-          <w:rFonts w:ascii="13" w:hAnsi="13"/>
-          <w:b/>
-          <w:sz w:val="26"/>
-          <w:szCs w:val="26"/>
-        </w:rPr>
-        <w:t xml:space="preserve"> đả</w:t>
-      </w:r>
-      <w:r>
-        <w:rPr>
-          <w:rFonts w:ascii="13" w:hAnsi="13"/>
-          <w:b/>
-          <w:sz w:val="26"/>
-          <w:szCs w:val="26"/>
-        </w:rPr>
-        <w:t>m nợ</w:t>
-      </w:r>
-      <w:r>
-        <w:rPr>
-          <w:rFonts w:ascii="13" w:hAnsi="13"/>
-          <w:b/>
-          <w:sz w:val="26"/>
-          <w:szCs w:val="26"/>
-        </w:rPr>
-        <w:t xml:space="preserve"> vay như sau.</w:t>
+        <w:t xml:space="preserve"> vay như sau:</w:t>
       </w:r>
     </w:p>
     <w:p>
@@ -827,24 +857,24 @@
           <w:rFonts w:ascii="13" w:hAnsi="13"/>
           <w:sz w:val="26"/>
         </w:rPr>
+        <w:t>{{ngsd}}</w:t>
+      </w:r>
+    </w:p>
+    <w:p>
+      <w:pPr>
+        <w:pStyle w:val="ListParagraph"/>
+        <w:spacing w:before="240"/>
+        <w:rPr>
+          <w:rFonts w:ascii="13" w:hAnsi="13"/>
+          <w:sz w:val="26"/>
+        </w:rPr>
+      </w:pPr>
+      <w:r>
+        <w:rPr>
+          <w:rFonts w:ascii="13" w:hAnsi="13"/>
+          <w:sz w:val="26"/>
+        </w:rPr>
         <w:lastRenderedPageBreak/>
-        <w:t>{{ngsd}}</w:t>
-      </w:r>
-    </w:p>
-    <w:p>
-      <w:pPr>
-        <w:pStyle w:val="ListParagraph"/>
-        <w:spacing w:before="240"/>
-        <w:rPr>
-          <w:rFonts w:ascii="13" w:hAnsi="13"/>
-          <w:sz w:val="26"/>
-        </w:rPr>
-      </w:pPr>
-      <w:r>
-        <w:rPr>
-          <w:rFonts w:ascii="13" w:hAnsi="13"/>
-          <w:sz w:val="26"/>
-        </w:rPr>
         <w:t>{{gc}}</w:t>
       </w:r>
     </w:p>
@@ -1335,8 +1365,6 @@
         </w:rPr>
         <w:t>{{gtntbdt}}</w:t>
       </w:r>
-      <w:bookmarkStart w:id="0" w:name="_GoBack"/>
-      <w:bookmarkEnd w:id="0"/>
       <w:r>
         <w:rPr>
           <w:rFonts w:ascii="13" w:hAnsi="13"/>
@@ -1944,6 +1972,119 @@
     </w:lvl>
   </w:abstractNum>
   <w:abstractNum w:abstractNumId="2" w15:restartNumberingAfterBreak="0">
+    <w:nsid w:val="5AFE1628"/>
+    <w:multiLevelType w:val="hybridMultilevel"/>
+    <w:tmpl w:val="7688CBAE"/>
+    <w:lvl w:ilvl="0" w:tplc="834EE2B2">
+      <w:start w:val="5"/>
+      <w:numFmt w:val="bullet"/>
+      <w:lvlText w:val="-"/>
+      <w:lvlJc w:val="left"/>
+      <w:pPr>
+        <w:ind w:left="1080" w:hanging="360"/>
+      </w:pPr>
+      <w:rPr>
+        <w:rFonts w:ascii="13" w:eastAsiaTheme="minorHAnsi" w:hAnsi="13" w:cstheme="minorBidi" w:hint="default"/>
+      </w:rPr>
+    </w:lvl>
+    <w:lvl w:ilvl="1" w:tplc="04090003" w:tentative="1">
+      <w:start w:val="1"/>
+      <w:numFmt w:val="bullet"/>
+      <w:lvlText w:val="o"/>
+      <w:lvlJc w:val="left"/>
+      <w:pPr>
+        <w:ind w:left="1800" w:hanging="360"/>
+      </w:pPr>
+      <w:rPr>
+        <w:rFonts w:ascii="Courier New" w:hAnsi="Courier New" w:cs="Courier New" w:hint="default"/>
+      </w:rPr>
+    </w:lvl>
+    <w:lvl w:ilvl="2" w:tplc="04090005" w:tentative="1">
+      <w:start w:val="1"/>
+      <w:numFmt w:val="bullet"/>
+      <w:lvlText w:val=""/>
+      <w:lvlJc w:val="left"/>
+      <w:pPr>
+        <w:ind w:left="2520" w:hanging="360"/>
+      </w:pPr>
+      <w:rPr>
+        <w:rFonts w:ascii="Wingdings" w:hAnsi="Wingdings" w:hint="default"/>
+      </w:rPr>
+    </w:lvl>
+    <w:lvl w:ilvl="3" w:tplc="04090001" w:tentative="1">
+      <w:start w:val="1"/>
+      <w:numFmt w:val="bullet"/>
+      <w:lvlText w:val=""/>
+      <w:lvlJc w:val="left"/>
+      <w:pPr>
+        <w:ind w:left="3240" w:hanging="360"/>
+      </w:pPr>
+      <w:rPr>
+        <w:rFonts w:ascii="Symbol" w:hAnsi="Symbol" w:hint="default"/>
+      </w:rPr>
+    </w:lvl>
+    <w:lvl w:ilvl="4" w:tplc="04090003" w:tentative="1">
+      <w:start w:val="1"/>
+      <w:numFmt w:val="bullet"/>
+      <w:lvlText w:val="o"/>
+      <w:lvlJc w:val="left"/>
+      <w:pPr>
+        <w:ind w:left="3960" w:hanging="360"/>
+      </w:pPr>
+      <w:rPr>
+        <w:rFonts w:ascii="Courier New" w:hAnsi="Courier New" w:cs="Courier New" w:hint="default"/>
+      </w:rPr>
+    </w:lvl>
+    <w:lvl w:ilvl="5" w:tplc="04090005" w:tentative="1">
+      <w:start w:val="1"/>
+      <w:numFmt w:val="bullet"/>
+      <w:lvlText w:val=""/>
+      <w:lvlJc w:val="left"/>
+      <w:pPr>
+        <w:ind w:left="4680" w:hanging="360"/>
+      </w:pPr>
+      <w:rPr>
+        <w:rFonts w:ascii="Wingdings" w:hAnsi="Wingdings" w:hint="default"/>
+      </w:rPr>
+    </w:lvl>
+    <w:lvl w:ilvl="6" w:tplc="04090001" w:tentative="1">
+      <w:start w:val="1"/>
+      <w:numFmt w:val="bullet"/>
+      <w:lvlText w:val=""/>
+      <w:lvlJc w:val="left"/>
+      <w:pPr>
+        <w:ind w:left="5400" w:hanging="360"/>
+      </w:pPr>
+      <w:rPr>
+        <w:rFonts w:ascii="Symbol" w:hAnsi="Symbol" w:hint="default"/>
+      </w:rPr>
+    </w:lvl>
+    <w:lvl w:ilvl="7" w:tplc="04090003" w:tentative="1">
+      <w:start w:val="1"/>
+      <w:numFmt w:val="bullet"/>
+      <w:lvlText w:val="o"/>
+      <w:lvlJc w:val="left"/>
+      <w:pPr>
+        <w:ind w:left="6120" w:hanging="360"/>
+      </w:pPr>
+      <w:rPr>
+        <w:rFonts w:ascii="Courier New" w:hAnsi="Courier New" w:cs="Courier New" w:hint="default"/>
+      </w:rPr>
+    </w:lvl>
+    <w:lvl w:ilvl="8" w:tplc="04090005" w:tentative="1">
+      <w:start w:val="1"/>
+      <w:numFmt w:val="bullet"/>
+      <w:lvlText w:val=""/>
+      <w:lvlJc w:val="left"/>
+      <w:pPr>
+        <w:ind w:left="6840" w:hanging="360"/>
+      </w:pPr>
+      <w:rPr>
+        <w:rFonts w:ascii="Wingdings" w:hAnsi="Wingdings" w:hint="default"/>
+      </w:rPr>
+    </w:lvl>
+  </w:abstractNum>
+  <w:abstractNum w:abstractNumId="3" w15:restartNumberingAfterBreak="0">
     <w:nsid w:val="61536DED"/>
     <w:multiLevelType w:val="hybridMultilevel"/>
     <w:tmpl w:val="304898A6"/>
@@ -2036,10 +2177,13 @@
     <w:abstractNumId w:val="0"/>
   </w:num>
   <w:num w:numId="2">
-    <w:abstractNumId w:val="2"/>
+    <w:abstractNumId w:val="3"/>
   </w:num>
   <w:num w:numId="3">
     <w:abstractNumId w:val="1"/>
+  </w:num>
+  <w:num w:numId="4">
+    <w:abstractNumId w:val="2"/>
   </w:num>
 </w:numbering>
 </file>

--- a/src/main/resources/templates/BienBanXacDinhGiaTriTaiSanBaoDam.docx
+++ b/src/main/resources/templates/BienBanXacDinhGiaTriTaiSanBaoDam.docx
@@ -169,7 +169,15 @@
           <w:b/>
           <w:sz w:val="26"/>
         </w:rPr>
-        <w:t>Số: {{bbdg}}</w:t>
+        <w:t>Số</w:t>
+      </w:r>
+      <w:r>
+        <w:rPr>
+          <w:rFonts w:ascii="13" w:hAnsi="13"/>
+          <w:b/>
+          <w:sz w:val="26"/>
+        </w:rPr>
+        <w:t>: {{shdtc}}</w:t>
       </w:r>
     </w:p>
     <w:p>
@@ -227,17 +235,41 @@
     <w:p>
       <w:pPr>
         <w:pStyle w:val="ListParagraph"/>
-        <w:rPr>
-          <w:rFonts w:ascii="13" w:hAnsi="13"/>
-          <w:sz w:val="26"/>
-        </w:rPr>
-      </w:pPr>
-      <w:r>
-        <w:rPr>
-          <w:rFonts w:ascii="13" w:hAnsi="13"/>
-          <w:sz w:val="26"/>
-        </w:rPr>
-        <w:t>{{dcpgd}}</w:t>
+        <w:spacing w:after="120" w:line="240" w:lineRule="auto"/>
+        <w:jc w:val="both"/>
+        <w:rPr>
+          <w:rFonts w:ascii="Times New Roman" w:eastAsia="Times New Roman" w:hAnsi="Times New Roman" w:cs="Times New Roman"/>
+          <w:sz w:val="26"/>
+          <w:szCs w:val="26"/>
+        </w:rPr>
+      </w:pPr>
+      <w:r>
+        <w:rPr>
+          <w:rFonts w:ascii="Times New Roman" w:eastAsia="Times New Roman" w:hAnsi="Times New Roman" w:cs="Times New Roman"/>
+          <w:sz w:val="26"/>
+          <w:szCs w:val="26"/>
+        </w:rPr>
+        <w:t>{{dcpgd1}}</w:t>
+      </w:r>
+    </w:p>
+    <w:p>
+      <w:pPr>
+        <w:pStyle w:val="ListParagraph"/>
+        <w:spacing w:after="120" w:line="240" w:lineRule="auto"/>
+        <w:jc w:val="both"/>
+        <w:rPr>
+          <w:rFonts w:ascii="Times New Roman" w:eastAsia="Times New Roman" w:hAnsi="Times New Roman" w:cs="Times New Roman"/>
+          <w:sz w:val="26"/>
+          <w:szCs w:val="26"/>
+        </w:rPr>
+      </w:pPr>
+      <w:r>
+        <w:rPr>
+          <w:rFonts w:ascii="Times New Roman" w:eastAsia="Times New Roman" w:hAnsi="Times New Roman" w:cs="Times New Roman"/>
+          <w:sz w:val="26"/>
+          <w:szCs w:val="26"/>
+        </w:rPr>
+        <w:t>{{dcpgd2}}</w:t>
       </w:r>
     </w:p>
     <w:p>
@@ -335,155 +367,137 @@
     <w:p>
       <w:pPr>
         <w:pStyle w:val="ListParagraph"/>
-        <w:numPr>
-          <w:ilvl w:val="0"/>
-          <w:numId w:val="4"/>
-        </w:numPr>
-        <w:rPr>
-          <w:rFonts w:ascii="13" w:hAnsi="13"/>
-          <w:sz w:val="26"/>
-        </w:rPr>
-      </w:pPr>
-      <w:r>
-        <w:rPr>
-          <w:rFonts w:ascii="13" w:hAnsi="13"/>
-          <w:sz w:val="26"/>
-        </w:rPr>
-        <w:t>Họ tên người bảo đả</w:t>
-      </w:r>
-      <w:r>
-        <w:rPr>
-          <w:rFonts w:ascii="13" w:hAnsi="13"/>
-          <w:sz w:val="26"/>
-        </w:rPr>
-        <w:t>m: {{khbd}}</w:t>
-      </w:r>
-      <w:r>
-        <w:rPr>
-          <w:rFonts w:ascii="13" w:hAnsi="13"/>
-          <w:sz w:val="26"/>
-        </w:rPr>
-        <w:t xml:space="preserve">; </w:t>
-      </w:r>
-      <w:r>
-        <w:rPr>
-          <w:rFonts w:ascii="13" w:hAnsi="13"/>
-          <w:sz w:val="26"/>
-        </w:rPr>
-        <w:t xml:space="preserve">     </w:t>
-      </w:r>
-      <w:r>
-        <w:rPr>
-          <w:rFonts w:ascii="13" w:hAnsi="13"/>
-          <w:sz w:val="26"/>
-        </w:rPr>
-        <w:t>Sinh năm</w:t>
-      </w:r>
-      <w:r>
-        <w:rPr>
-          <w:rFonts w:ascii="13" w:hAnsi="13"/>
-          <w:sz w:val="26"/>
-        </w:rPr>
-        <w:t>: {{nskhbd}}</w:t>
-      </w:r>
-      <w:r>
-        <w:rPr>
-          <w:rFonts w:ascii="13" w:hAnsi="13"/>
-          <w:sz w:val="26"/>
-        </w:rPr>
-        <w:t xml:space="preserve">; </w:t>
-      </w:r>
-    </w:p>
-    <w:p>
-      <w:pPr>
-        <w:pStyle w:val="ListParagraph"/>
-        <w:rPr>
-          <w:rFonts w:ascii="13" w:hAnsi="13"/>
-          <w:sz w:val="26"/>
-        </w:rPr>
-      </w:pPr>
-      <w:r>
-        <w:rPr>
-          <w:rFonts w:ascii="13" w:hAnsi="13"/>
-          <w:sz w:val="26"/>
-        </w:rPr>
-        <w:t>CCCD số</w:t>
-      </w:r>
-      <w:r>
-        <w:rPr>
-          <w:rFonts w:ascii="13" w:hAnsi="13"/>
-          <w:sz w:val="26"/>
-        </w:rPr>
-        <w:t>: {{cccdkhbd}}</w:t>
-      </w:r>
-      <w:r>
-        <w:rPr>
-          <w:rFonts w:ascii="13" w:hAnsi="13"/>
-          <w:sz w:val="26"/>
-        </w:rPr>
-        <w:t>; Cấ</w:t>
-      </w:r>
-      <w:r>
-        <w:rPr>
-          <w:rFonts w:ascii="13" w:hAnsi="13"/>
-          <w:sz w:val="26"/>
-        </w:rPr>
-        <w:t>p ngày: {{ngckhbd}}</w:t>
-      </w:r>
-      <w:r>
-        <w:rPr>
-          <w:rFonts w:ascii="13" w:hAnsi="13"/>
-          <w:sz w:val="26"/>
-        </w:rPr>
-        <w:t>;</w:t>
-      </w:r>
-    </w:p>
-    <w:p>
-      <w:pPr>
-        <w:pStyle w:val="ListParagraph"/>
-        <w:rPr>
-          <w:rFonts w:ascii="13" w:hAnsi="13"/>
-          <w:sz w:val="26"/>
-          <w:szCs w:val="26"/>
-        </w:rPr>
-      </w:pPr>
-      <w:r>
-        <w:rPr>
-          <w:rFonts w:ascii="13" w:hAnsi="13"/>
-          <w:sz w:val="26"/>
-        </w:rPr>
-        <w:t>Nơi cấ</w:t>
-      </w:r>
-      <w:r>
-        <w:rPr>
-          <w:rFonts w:ascii="13" w:hAnsi="13"/>
-          <w:sz w:val="26"/>
-        </w:rPr>
-        <w:t>p: {{nccccdkhbd}}</w:t>
-      </w:r>
-      <w:r>
-        <w:rPr>
-          <w:rFonts w:ascii="13" w:hAnsi="13"/>
-          <w:sz w:val="26"/>
-          <w:szCs w:val="26"/>
-        </w:rPr>
-        <w:t>.</w:t>
-      </w:r>
-    </w:p>
-    <w:p>
-      <w:pPr>
-        <w:pStyle w:val="ListParagraph"/>
-        <w:rPr>
-          <w:rFonts w:ascii="13" w:hAnsi="13"/>
-          <w:sz w:val="26"/>
-          <w:szCs w:val="26"/>
-        </w:rPr>
-      </w:pPr>
-      <w:bookmarkStart w:id="0" w:name="_GoBack"/>
-      <w:bookmarkEnd w:id="0"/>
-      <w:r>
-        <w:rPr>
-          <w:rFonts w:ascii="13" w:hAnsi="13"/>
+        <w:spacing w:after="0" w:line="264" w:lineRule="auto"/>
+        <w:jc w:val="both"/>
+        <w:rPr>
+          <w:rFonts w:ascii="Times New Roman" w:hAnsi="Times New Roman" w:cs="Times New Roman"/>
+          <w:sz w:val="26"/>
+          <w:szCs w:val="26"/>
+        </w:rPr>
+      </w:pPr>
+      <w:r>
+        <w:rPr>
+          <w:rFonts w:ascii="Times New Roman" w:hAnsi="Times New Roman" w:cs="Times New Roman"/>
+          <w:sz w:val="26"/>
+          <w:szCs w:val="26"/>
+        </w:rPr>
+        <w:t>-</w:t>
+      </w:r>
+      <w:r>
+        <w:rPr>
+          <w:rFonts w:ascii="Times New Roman" w:hAnsi="Times New Roman" w:cs="Times New Roman"/>
+          <w:sz w:val="26"/>
+          <w:szCs w:val="26"/>
+        </w:rPr>
+        <w:t xml:space="preserve"> Họ tên người bảo đảm:</w:t>
+      </w:r>
+      <w:r>
+        <w:rPr>
+          <w:rFonts w:ascii="Times New Roman" w:hAnsi="Times New Roman" w:cs="Times New Roman"/>
+          <w:sz w:val="26"/>
+          <w:szCs w:val="26"/>
+        </w:rPr>
+        <w:t xml:space="preserve"> {{gtkhbd}}: {{khbd}}</w:t>
+      </w:r>
+      <w:r>
+        <w:rPr>
+          <w:rFonts w:ascii="Times New Roman" w:hAnsi="Times New Roman" w:cs="Times New Roman"/>
+          <w:sz w:val="26"/>
+          <w:szCs w:val="26"/>
+        </w:rPr>
+        <w:t>; Ngày</w:t>
+      </w:r>
+      <w:r>
+        <w:rPr>
+          <w:rFonts w:ascii="Times New Roman" w:hAnsi="Times New Roman" w:cs="Times New Roman"/>
+          <w:sz w:val="26"/>
+          <w:szCs w:val="26"/>
+        </w:rPr>
+        <w:t xml:space="preserve"> sinh: {{nskhbd}}; Số điện thoại: {{sdtkhbd}}</w:t>
+      </w:r>
+    </w:p>
+    <w:p>
+      <w:pPr>
+        <w:pStyle w:val="ListParagraph"/>
+        <w:spacing w:after="0" w:line="264" w:lineRule="auto"/>
+        <w:jc w:val="both"/>
+        <w:rPr>
+          <w:rFonts w:ascii="Times New Roman" w:hAnsi="Times New Roman" w:cs="Times New Roman"/>
+          <w:sz w:val="26"/>
+          <w:szCs w:val="26"/>
+        </w:rPr>
+      </w:pPr>
+      <w:r>
+        <w:rPr>
+          <w:rFonts w:ascii="Times New Roman" w:hAnsi="Times New Roman" w:cs="Times New Roman"/>
+          <w:sz w:val="26"/>
+          <w:szCs w:val="26"/>
+        </w:rPr>
+        <w:t>{{cmnd1}}</w:t>
+      </w:r>
+    </w:p>
+    <w:p>
+      <w:pPr>
+        <w:pStyle w:val="ListParagraph"/>
+        <w:spacing w:after="0" w:line="264" w:lineRule="auto"/>
+        <w:jc w:val="both"/>
+        <w:rPr>
+          <w:rFonts w:ascii="Times New Roman" w:hAnsi="Times New Roman" w:cs="Times New Roman"/>
+          <w:sz w:val="26"/>
+          <w:szCs w:val="26"/>
+        </w:rPr>
+      </w:pPr>
+      <w:r>
+        <w:rPr>
+          <w:rFonts w:ascii="Times New Roman" w:hAnsi="Times New Roman" w:cs="Times New Roman"/>
+          <w:sz w:val="26"/>
+          <w:szCs w:val="26"/>
+        </w:rPr>
+        <w:t>{{ncbd1}}</w:t>
+      </w:r>
+    </w:p>
+    <w:p>
+      <w:pPr>
+        <w:pStyle w:val="ListParagraph"/>
+        <w:spacing w:after="0" w:line="264" w:lineRule="auto"/>
+        <w:jc w:val="both"/>
+        <w:rPr>
+          <w:rFonts w:ascii="Times New Roman" w:hAnsi="Times New Roman" w:cs="Times New Roman"/>
+          <w:sz w:val="26"/>
+          <w:szCs w:val="26"/>
+        </w:rPr>
+      </w:pPr>
+      <w:r>
+        <w:rPr>
+          <w:rFonts w:ascii="Times New Roman" w:hAnsi="Times New Roman" w:cs="Times New Roman"/>
+          <w:sz w:val="26"/>
+          <w:szCs w:val="26"/>
+        </w:rPr>
+        <w:t>{{noiCapbd1}}</w:t>
+      </w:r>
+      <w:r>
+        <w:rPr>
+          <w:rFonts w:ascii="Times New Roman" w:hAnsi="Times New Roman" w:cs="Times New Roman"/>
+          <w:sz w:val="26"/>
+          <w:szCs w:val="26"/>
+        </w:rPr>
+        <w:tab/>
+      </w:r>
+    </w:p>
+    <w:p>
+      <w:pPr>
+        <w:pStyle w:val="ListParagraph"/>
+        <w:spacing w:after="0" w:line="264" w:lineRule="auto"/>
+        <w:jc w:val="both"/>
+        <w:rPr>
+          <w:rFonts w:ascii="Times New Roman" w:hAnsi="Times New Roman" w:cs="Times New Roman"/>
+          <w:sz w:val="26"/>
+          <w:szCs w:val="26"/>
+        </w:rPr>
+      </w:pPr>
+      <w:r>
+        <w:rPr>
+          <w:rFonts w:ascii="Times New Roman" w:hAnsi="Times New Roman" w:cs="Times New Roman"/>
           <w:sz w:val="26"/>
           <w:szCs w:val="26"/>
         </w:rPr>
@@ -493,33 +507,57 @@
     <w:p>
       <w:pPr>
         <w:pStyle w:val="ListParagraph"/>
-        <w:rPr>
-          <w:rFonts w:ascii="13" w:hAnsi="13"/>
-          <w:sz w:val="26"/>
-          <w:szCs w:val="26"/>
-        </w:rPr>
-      </w:pPr>
-      <w:r>
-        <w:rPr>
-          <w:rFonts w:ascii="13" w:hAnsi="13"/>
-          <w:sz w:val="26"/>
-          <w:szCs w:val="26"/>
-        </w:rPr>
-        <w:t>{{ntbdd2}}</w:t>
-      </w:r>
-    </w:p>
-    <w:p>
-      <w:pPr>
-        <w:pStyle w:val="ListParagraph"/>
-        <w:rPr>
-          <w:rFonts w:ascii="13" w:hAnsi="13"/>
-          <w:sz w:val="26"/>
-          <w:szCs w:val="26"/>
-        </w:rPr>
-      </w:pPr>
-      <w:r>
-        <w:rPr>
-          <w:rFonts w:ascii="13" w:hAnsi="13"/>
+        <w:spacing w:after="0" w:line="264" w:lineRule="auto"/>
+        <w:jc w:val="both"/>
+        <w:rPr>
+          <w:rFonts w:ascii="Times New Roman" w:hAnsi="Times New Roman" w:cs="Times New Roman"/>
+          <w:sz w:val="26"/>
+          <w:szCs w:val="26"/>
+        </w:rPr>
+      </w:pPr>
+      <w:r>
+        <w:rPr>
+          <w:rFonts w:ascii="Times New Roman" w:hAnsi="Times New Roman" w:cs="Times New Roman"/>
+          <w:sz w:val="26"/>
+          <w:szCs w:val="26"/>
+        </w:rPr>
+        <w:t>{{ncbd2}}</w:t>
+      </w:r>
+    </w:p>
+    <w:p>
+      <w:pPr>
+        <w:pStyle w:val="ListParagraph"/>
+        <w:spacing w:after="0" w:line="264" w:lineRule="auto"/>
+        <w:jc w:val="both"/>
+        <w:rPr>
+          <w:rFonts w:ascii="Times New Roman" w:hAnsi="Times New Roman" w:cs="Times New Roman"/>
+          <w:sz w:val="26"/>
+          <w:szCs w:val="26"/>
+        </w:rPr>
+      </w:pPr>
+      <w:r>
+        <w:rPr>
+          <w:rFonts w:ascii="Times New Roman" w:hAnsi="Times New Roman" w:cs="Times New Roman"/>
+          <w:sz w:val="26"/>
+          <w:szCs w:val="26"/>
+        </w:rPr>
+        <w:t>{{noiCapbd2}}</w:t>
+      </w:r>
+    </w:p>
+    <w:p>
+      <w:pPr>
+        <w:pStyle w:val="ListParagraph"/>
+        <w:spacing w:after="0" w:line="264" w:lineRule="auto"/>
+        <w:jc w:val="both"/>
+        <w:rPr>
+          <w:rFonts w:ascii="Times New Roman" w:hAnsi="Times New Roman" w:cs="Times New Roman"/>
+          <w:sz w:val="26"/>
+          <w:szCs w:val="26"/>
+        </w:rPr>
+      </w:pPr>
+      <w:r>
+        <w:rPr>
+          <w:rFonts w:ascii="Times New Roman" w:hAnsi="Times New Roman" w:cs="Times New Roman"/>
           <w:sz w:val="26"/>
           <w:szCs w:val="26"/>
         </w:rPr>
@@ -823,6 +861,7 @@
           <w:rFonts w:ascii="13" w:hAnsi="13"/>
           <w:sz w:val="26"/>
         </w:rPr>
+        <w:lastRenderedPageBreak/>
         <w:t>{{mdsd}}</w:t>
       </w:r>
     </w:p>
@@ -874,7 +913,6 @@
           <w:rFonts w:ascii="13" w:hAnsi="13"/>
           <w:sz w:val="26"/>
         </w:rPr>
-        <w:lastRenderedPageBreak/>
         <w:t>{{gc}}</w:t>
       </w:r>
     </w:p>
@@ -1006,21 +1044,7 @@
           <w:rFonts w:ascii="13" w:hAnsi="13"/>
           <w:sz w:val="26"/>
         </w:rPr>
-        <w:t>Căn cứ giá đất trên thị trường phườ</w:t>
-      </w:r>
-      <w:r>
-        <w:rPr>
-          <w:rFonts w:ascii="13" w:hAnsi="13"/>
-          <w:sz w:val="26"/>
-        </w:rPr>
-        <w:t>ng {{phuong}}</w:t>
-      </w:r>
-      <w:r>
-        <w:rPr>
-          <w:rFonts w:ascii="13" w:hAnsi="13"/>
-          <w:sz w:val="26"/>
-        </w:rPr>
-        <w:t xml:space="preserve"> tại thời điểm xác định giá trị tài sản.</w:t>
+        <w:t>Căn cứ giá đất trên thị trường tại thời điểm xác định giá trị tài sản.</w:t>
       </w:r>
     </w:p>
     <w:p>
@@ -1217,7 +1241,23 @@
           <w:b/>
           <w:sz w:val="26"/>
         </w:rPr>
-        <w:t xml:space="preserve">       3.3 Tổng giá trị tài sản bảo đảm được định giá lại là: </w:t>
+        <w:t xml:space="preserve">       3.3 Tổng giá trị tài sản bảo đảm được đị</w:t>
+      </w:r>
+      <w:r>
+        <w:rPr>
+          <w:rFonts w:ascii="13" w:hAnsi="13"/>
+          <w:b/>
+          <w:sz w:val="26"/>
+        </w:rPr>
+        <w:t xml:space="preserve">nh giá </w:t>
+      </w:r>
+      <w:r>
+        <w:rPr>
+          <w:rFonts w:ascii="13" w:hAnsi="13"/>
+          <w:b/>
+          <w:sz w:val="26"/>
+        </w:rPr>
+        <w:t xml:space="preserve">là: </w:t>
       </w:r>
     </w:p>
     <w:p>
@@ -1349,12 +1389,21 @@
           <w:rFonts w:ascii="13" w:hAnsi="13"/>
           <w:sz w:val="26"/>
         </w:rPr>
-        <w:t>: {{gtkhbdt}}: {{khbd}}</w:t>
-      </w:r>
-      <w:r>
-        <w:rPr>
-          <w:rFonts w:ascii="13" w:hAnsi="13"/>
-          <w:sz w:val="26"/>
+        <w:t xml:space="preserve">: </w:t>
+      </w:r>
+      <w:r>
+        <w:rPr>
+          <w:rFonts w:ascii="Times New Roman" w:eastAsia="Times New Roman" w:hAnsi="Times New Roman" w:cs="Times New Roman"/>
+          <w:sz w:val="26"/>
+          <w:szCs w:val="26"/>
+        </w:rPr>
+        <w:t>{{ndtbd}}</w:t>
+      </w:r>
+      <w:r>
+        <w:rPr>
+          <w:rFonts w:ascii="Times New Roman" w:eastAsia="Times New Roman" w:hAnsi="Times New Roman" w:cs="Times New Roman"/>
+          <w:sz w:val="26"/>
+          <w:szCs w:val="26"/>
         </w:rPr>
         <w:t xml:space="preserve"> </w:t>
       </w:r>
@@ -1363,27 +1412,6 @@
           <w:rFonts w:ascii="13" w:hAnsi="13"/>
           <w:sz w:val="26"/>
         </w:rPr>
-        <w:t>{{gtntbdt}}</w:t>
-      </w:r>
-      <w:r>
-        <w:rPr>
-          <w:rFonts w:ascii="13" w:hAnsi="13"/>
-          <w:sz w:val="26"/>
-        </w:rPr>
-        <w:t xml:space="preserve">: </w:t>
-      </w:r>
-      <w:r>
-        <w:rPr>
-          <w:rFonts w:ascii="13" w:hAnsi="13"/>
-          <w:sz w:val="26"/>
-        </w:rPr>
-        <w:t xml:space="preserve">{{ntbd}} </w:t>
-      </w:r>
-      <w:r>
-        <w:rPr>
-          <w:rFonts w:ascii="13" w:hAnsi="13"/>
-          <w:sz w:val="26"/>
-        </w:rPr>
         <w:t>và bên nhận bảo đảm là Quỹ tín dụng nhân dân Thái Học.</w:t>
       </w:r>
     </w:p>
@@ -1400,7 +1428,23 @@
           <w:rFonts w:ascii="13" w:hAnsi="13"/>
           <w:sz w:val="26"/>
         </w:rPr>
-        <w:t xml:space="preserve">      2) Hai bên cam đoan những thông tin được kê khai trên biên bản xác định lại giá trị tài sản bảo đảm này là trung thực, đầy đủ và phù hợp với thỏa thuận giữa hai bên, đồng thời hai bên hoàn toàn chịu trách nhiệm trước pháp luật về các thông tin được ghi trong biên bản này. “Nếu một bên vi phạm hợp đồng bên tuân thủ hợp đồng có quyền đòi bên vi phạm hợp đồng bồi thường tất cả mọi tổn thất bao gồm các chi phí như: chi phí kiện</w:t>
+        <w:t xml:space="preserve">      2) Hai bên cam đoan những thông tin được kê khai trên biên bản xác đị</w:t>
+      </w:r>
+      <w:r>
+        <w:rPr>
+          <w:rFonts w:ascii="13" w:hAnsi="13"/>
+          <w:sz w:val="26"/>
+        </w:rPr>
+        <w:t xml:space="preserve">nh </w:t>
+      </w:r>
+      <w:bookmarkStart w:id="0" w:name="_GoBack"/>
+      <w:bookmarkEnd w:id="0"/>
+      <w:r>
+        <w:rPr>
+          <w:rFonts w:ascii="13" w:hAnsi="13"/>
+          <w:sz w:val="26"/>
+        </w:rPr>
+        <w:t xml:space="preserve"> giá trị tài sản bảo đảm này là trung thực, đầy đủ và phù hợp với thỏa thuận giữa hai bên, đồng thời hai bên hoàn toàn chịu trách nhiệm trước pháp luật về các thông tin được ghi trong biên bản này. “Nếu một bên vi phạm hợp đồng bên tuân thủ hợp đồng có quyền đòi bên vi phạm hợp đồng bồi thường tất cả mọi tổn thất bao gồm các chi phí như: chi phí kiện</w:t>
       </w:r>
       <w:r>
         <w:rPr>

--- a/src/main/resources/templates/BienBanXacDinhGiaTriTaiSanBaoDam.docx
+++ b/src/main/resources/templates/BienBanXacDinhGiaTriTaiSanBaoDam.docx
@@ -151,7 +151,23 @@
           <w:b/>
           <w:sz w:val="26"/>
         </w:rPr>
-        <w:t>XÁC ĐỊNH GIÁ TRỊ TÀI SẢN BẢO ĐẢM</w:t>
+        <w:t>XÁC ĐỊNH</w:t>
+      </w:r>
+      <w:r>
+        <w:rPr>
+          <w:rFonts w:ascii="13" w:hAnsi="13"/>
+          <w:b/>
+          <w:sz w:val="26"/>
+        </w:rPr>
+        <w:t xml:space="preserve"> {{xdlai}}</w:t>
+      </w:r>
+      <w:r>
+        <w:rPr>
+          <w:rFonts w:ascii="13" w:hAnsi="13"/>
+          <w:b/>
+          <w:sz w:val="26"/>
+        </w:rPr>
+        <w:t xml:space="preserve"> GIÁ TRỊ TÀI SẢN BẢO ĐẢM</w:t>
       </w:r>
     </w:p>
     <w:p>
@@ -178,6 +194,37 @@
           <w:sz w:val="26"/>
         </w:rPr>
         <w:t>: {{shdtc}}</w:t>
+      </w:r>
+      <w:r>
+        <w:rPr>
+          <w:rFonts w:ascii="13" w:hAnsi="13"/>
+          <w:b/>
+          <w:sz w:val="26"/>
+        </w:rPr>
+        <w:t>{{shdvl}}</w:t>
+      </w:r>
+    </w:p>
+    <w:p>
+      <w:pPr>
+        <w:rPr>
+          <w:rFonts w:ascii="13" w:hAnsi="13"/>
+          <w:sz w:val="26"/>
+        </w:rPr>
+      </w:pPr>
+      <w:r>
+        <w:rPr>
+          <w:rFonts w:ascii="13" w:hAnsi="13"/>
+          <w:b/>
+          <w:sz w:val="26"/>
+        </w:rPr>
+        <w:tab/>
+      </w:r>
+      <w:r>
+        <w:rPr>
+          <w:rFonts w:ascii="13" w:hAnsi="13"/>
+          <w:sz w:val="26"/>
+        </w:rPr>
+        <w:t>{{noiDung}}</w:t>
       </w:r>
     </w:p>
     <w:p>
@@ -235,6 +282,22 @@
     <w:p>
       <w:pPr>
         <w:pStyle w:val="ListParagraph"/>
+        <w:rPr>
+          <w:rFonts w:ascii="13" w:hAnsi="13"/>
+          <w:sz w:val="26"/>
+        </w:rPr>
+      </w:pPr>
+      <w:r>
+        <w:rPr>
+          <w:rFonts w:ascii="13" w:hAnsi="13"/>
+          <w:sz w:val="26"/>
+        </w:rPr>
+        <w:t>Tên gọi đầy đủ: QUỸ TÍN DỤNG NHÂN DÂN THÁI HỌC  {{pgd}}</w:t>
+      </w:r>
+    </w:p>
+    <w:p>
+      <w:pPr>
+        <w:pStyle w:val="ListParagraph"/>
         <w:spacing w:after="120" w:line="240" w:lineRule="auto"/>
         <w:jc w:val="both"/>
         <w:rPr>
@@ -381,15 +444,7 @@
           <w:sz w:val="26"/>
           <w:szCs w:val="26"/>
         </w:rPr>
-        <w:t>-</w:t>
-      </w:r>
-      <w:r>
-        <w:rPr>
-          <w:rFonts w:ascii="Times New Roman" w:hAnsi="Times New Roman" w:cs="Times New Roman"/>
-          <w:sz w:val="26"/>
-          <w:szCs w:val="26"/>
-        </w:rPr>
-        <w:t xml:space="preserve"> Họ tên người bảo đảm:</w:t>
+        <w:t>Họ tên người bảo đảm:</w:t>
       </w:r>
       <w:r>
         <w:rPr>
@@ -405,15 +460,15 @@
           <w:sz w:val="26"/>
           <w:szCs w:val="26"/>
         </w:rPr>
-        <w:t>; Ngày</w:t>
-      </w:r>
-      <w:r>
-        <w:rPr>
-          <w:rFonts w:ascii="Times New Roman" w:hAnsi="Times New Roman" w:cs="Times New Roman"/>
-          <w:sz w:val="26"/>
-          <w:szCs w:val="26"/>
-        </w:rPr>
-        <w:t xml:space="preserve"> sinh: {{nskhbd}}; Số điện thoại: {{sdtkhbd}}</w:t>
+        <w:t>; Sinh ngày</w:t>
+      </w:r>
+      <w:r>
+        <w:rPr>
+          <w:rFonts w:ascii="Times New Roman" w:hAnsi="Times New Roman" w:cs="Times New Roman"/>
+          <w:sz w:val="26"/>
+          <w:szCs w:val="26"/>
+        </w:rPr>
+        <w:t xml:space="preserve">: {{nskhbd}}; </w:t>
       </w:r>
     </w:p>
     <w:p>
@@ -433,13 +488,41 @@
           <w:sz w:val="26"/>
           <w:szCs w:val="26"/>
         </w:rPr>
+        <w:t>Số điện thoại: {{sdtkhbd}}</w:t>
+      </w:r>
+    </w:p>
+    <w:p>
+      <w:pPr>
+        <w:spacing w:after="0" w:line="264" w:lineRule="auto"/>
+        <w:ind w:firstLine="567"/>
+        <w:jc w:val="both"/>
+        <w:rPr>
+          <w:rFonts w:ascii="Times New Roman" w:hAnsi="Times New Roman" w:cs="Times New Roman"/>
+          <w:sz w:val="26"/>
+          <w:szCs w:val="26"/>
+        </w:rPr>
+      </w:pPr>
+      <w:r>
+        <w:rPr>
+          <w:rFonts w:ascii="Times New Roman" w:hAnsi="Times New Roman" w:cs="Times New Roman"/>
+          <w:sz w:val="26"/>
+          <w:szCs w:val="26"/>
+        </w:rPr>
+        <w:t xml:space="preserve">  </w:t>
+      </w:r>
+      <w:r>
+        <w:rPr>
+          <w:rFonts w:ascii="Times New Roman" w:hAnsi="Times New Roman" w:cs="Times New Roman"/>
+          <w:sz w:val="26"/>
+          <w:szCs w:val="26"/>
+        </w:rPr>
         <w:t>{{cmnd1}}</w:t>
       </w:r>
     </w:p>
     <w:p>
       <w:pPr>
-        <w:pStyle w:val="ListParagraph"/>
         <w:spacing w:after="0" w:line="264" w:lineRule="auto"/>
+        <w:ind w:firstLine="567"/>
         <w:jc w:val="both"/>
         <w:rPr>
           <w:rFonts w:ascii="Times New Roman" w:hAnsi="Times New Roman" w:cs="Times New Roman"/>
@@ -453,13 +536,21 @@
           <w:sz w:val="26"/>
           <w:szCs w:val="26"/>
         </w:rPr>
+        <w:t xml:space="preserve"> </w:t>
+      </w:r>
+      <w:r>
+        <w:rPr>
+          <w:rFonts w:ascii="Times New Roman" w:hAnsi="Times New Roman" w:cs="Times New Roman"/>
+          <w:sz w:val="26"/>
+          <w:szCs w:val="26"/>
+        </w:rPr>
         <w:t>{{ncbd1}}</w:t>
       </w:r>
     </w:p>
     <w:p>
       <w:pPr>
-        <w:pStyle w:val="ListParagraph"/>
         <w:spacing w:after="0" w:line="264" w:lineRule="auto"/>
+        <w:ind w:firstLine="567"/>
         <w:jc w:val="both"/>
         <w:rPr>
           <w:rFonts w:ascii="Times New Roman" w:hAnsi="Times New Roman" w:cs="Times New Roman"/>
@@ -473,8 +564,72 @@
           <w:sz w:val="26"/>
           <w:szCs w:val="26"/>
         </w:rPr>
+        <w:t xml:space="preserve"> </w:t>
+      </w:r>
+      <w:r>
+        <w:rPr>
+          <w:rFonts w:ascii="Times New Roman" w:hAnsi="Times New Roman" w:cs="Times New Roman"/>
+          <w:sz w:val="26"/>
+          <w:szCs w:val="26"/>
+        </w:rPr>
         <w:t>{{noiCapbd1}}</w:t>
       </w:r>
+    </w:p>
+    <w:p>
+      <w:pPr>
+        <w:spacing w:after="0" w:line="264" w:lineRule="auto"/>
+        <w:ind w:firstLine="567"/>
+        <w:jc w:val="both"/>
+        <w:rPr>
+          <w:rFonts w:ascii="Times New Roman" w:hAnsi="Times New Roman" w:cs="Times New Roman"/>
+          <w:sz w:val="26"/>
+          <w:szCs w:val="26"/>
+        </w:rPr>
+      </w:pPr>
+      <w:r>
+        <w:rPr>
+          <w:rFonts w:ascii="Times New Roman" w:hAnsi="Times New Roman" w:cs="Times New Roman"/>
+          <w:sz w:val="26"/>
+          <w:szCs w:val="26"/>
+        </w:rPr>
+        <w:t xml:space="preserve"> </w:t>
+      </w:r>
+      <w:r>
+        <w:rPr>
+          <w:rFonts w:ascii="Times New Roman" w:hAnsi="Times New Roman" w:cs="Times New Roman"/>
+          <w:sz w:val="26"/>
+          <w:szCs w:val="26"/>
+        </w:rPr>
+        <w:t>{{dcdtbd1}}</w:t>
+      </w:r>
+    </w:p>
+    <w:p>
+      <w:pPr>
+        <w:spacing w:after="0" w:line="264" w:lineRule="auto"/>
+        <w:ind w:firstLine="567"/>
+        <w:jc w:val="both"/>
+        <w:rPr>
+          <w:rFonts w:ascii="Times New Roman" w:hAnsi="Times New Roman" w:cs="Times New Roman"/>
+          <w:sz w:val="26"/>
+          <w:szCs w:val="26"/>
+        </w:rPr>
+      </w:pPr>
+      <w:r>
+        <w:rPr>
+          <w:rFonts w:ascii="Times New Roman" w:hAnsi="Times New Roman" w:cs="Times New Roman"/>
+          <w:sz w:val="26"/>
+          <w:szCs w:val="26"/>
+        </w:rPr>
+        <w:t xml:space="preserve"> </w:t>
+      </w:r>
+      <w:r>
+        <w:rPr>
+          <w:rFonts w:ascii="Times New Roman" w:hAnsi="Times New Roman" w:cs="Times New Roman"/>
+          <w:sz w:val="26"/>
+          <w:szCs w:val="26"/>
+        </w:rPr>
+        <w:t>{{dcdtbd1s}}</w:t>
+      </w:r>
       <w:r>
         <w:rPr>
           <w:rFonts w:ascii="Times New Roman" w:hAnsi="Times New Roman" w:cs="Times New Roman"/>
@@ -486,8 +641,8 @@
     </w:p>
     <w:p>
       <w:pPr>
-        <w:pStyle w:val="ListParagraph"/>
         <w:spacing w:after="0" w:line="264" w:lineRule="auto"/>
+        <w:ind w:firstLine="567"/>
         <w:jc w:val="both"/>
         <w:rPr>
           <w:rFonts w:ascii="Times New Roman" w:hAnsi="Times New Roman" w:cs="Times New Roman"/>
@@ -501,13 +656,21 @@
           <w:sz w:val="26"/>
           <w:szCs w:val="26"/>
         </w:rPr>
+        <w:t xml:space="preserve"> </w:t>
+      </w:r>
+      <w:r>
+        <w:rPr>
+          <w:rFonts w:ascii="Times New Roman" w:hAnsi="Times New Roman" w:cs="Times New Roman"/>
+          <w:sz w:val="26"/>
+          <w:szCs w:val="26"/>
+        </w:rPr>
         <w:t>{{ntbdd1}}</w:t>
       </w:r>
     </w:p>
     <w:p>
       <w:pPr>
-        <w:pStyle w:val="ListParagraph"/>
         <w:spacing w:after="0" w:line="264" w:lineRule="auto"/>
+        <w:ind w:firstLine="567"/>
         <w:jc w:val="both"/>
         <w:rPr>
           <w:rFonts w:ascii="Times New Roman" w:hAnsi="Times New Roman" w:cs="Times New Roman"/>
@@ -521,13 +684,21 @@
           <w:sz w:val="26"/>
           <w:szCs w:val="26"/>
         </w:rPr>
+        <w:t xml:space="preserve"> </w:t>
+      </w:r>
+      <w:r>
+        <w:rPr>
+          <w:rFonts w:ascii="Times New Roman" w:hAnsi="Times New Roman" w:cs="Times New Roman"/>
+          <w:sz w:val="26"/>
+          <w:szCs w:val="26"/>
+        </w:rPr>
         <w:t>{{ncbd2}}</w:t>
       </w:r>
     </w:p>
     <w:p>
       <w:pPr>
-        <w:pStyle w:val="ListParagraph"/>
         <w:spacing w:after="0" w:line="264" w:lineRule="auto"/>
+        <w:ind w:firstLine="567"/>
         <w:jc w:val="both"/>
         <w:rPr>
           <w:rFonts w:ascii="Times New Roman" w:hAnsi="Times New Roman" w:cs="Times New Roman"/>
@@ -541,13 +712,21 @@
           <w:sz w:val="26"/>
           <w:szCs w:val="26"/>
         </w:rPr>
+        <w:t xml:space="preserve"> </w:t>
+      </w:r>
+      <w:r>
+        <w:rPr>
+          <w:rFonts w:ascii="Times New Roman" w:hAnsi="Times New Roman" w:cs="Times New Roman"/>
+          <w:sz w:val="26"/>
+          <w:szCs w:val="26"/>
+        </w:rPr>
         <w:t>{{noiCapbd2}}</w:t>
       </w:r>
     </w:p>
     <w:p>
       <w:pPr>
-        <w:pStyle w:val="ListParagraph"/>
         <w:spacing w:after="0" w:line="264" w:lineRule="auto"/>
+        <w:ind w:firstLine="567"/>
         <w:jc w:val="both"/>
         <w:rPr>
           <w:rFonts w:ascii="Times New Roman" w:hAnsi="Times New Roman" w:cs="Times New Roman"/>
@@ -561,12 +740,52 @@
           <w:sz w:val="26"/>
           <w:szCs w:val="26"/>
         </w:rPr>
+        <w:t xml:space="preserve"> </w:t>
+      </w:r>
+      <w:r>
+        <w:rPr>
+          <w:rFonts w:ascii="Times New Roman" w:hAnsi="Times New Roman" w:cs="Times New Roman"/>
+          <w:sz w:val="26"/>
+          <w:szCs w:val="26"/>
+        </w:rPr>
         <w:t>{{ntbdd3}}</w:t>
       </w:r>
     </w:p>
     <w:p>
       <w:pPr>
-        <w:pStyle w:val="ListParagraph"/>
+        <w:spacing w:after="0" w:line="264" w:lineRule="auto"/>
+        <w:ind w:firstLine="567"/>
+        <w:jc w:val="both"/>
+        <w:rPr>
+          <w:rFonts w:ascii="Times New Roman" w:hAnsi="Times New Roman" w:cs="Times New Roman"/>
+          <w:sz w:val="26"/>
+          <w:szCs w:val="26"/>
+        </w:rPr>
+      </w:pPr>
+      <w:r>
+        <w:rPr>
+          <w:rFonts w:ascii="Times New Roman" w:hAnsi="Times New Roman" w:cs="Times New Roman"/>
+          <w:sz w:val="26"/>
+          <w:szCs w:val="26"/>
+        </w:rPr>
+        <w:t xml:space="preserve"> </w:t>
+      </w:r>
+      <w:bookmarkStart w:id="0" w:name="_GoBack"/>
+      <w:bookmarkEnd w:id="0"/>
+      <w:r>
+        <w:rPr>
+          <w:rFonts w:ascii="Times New Roman" w:hAnsi="Times New Roman" w:cs="Times New Roman"/>
+          <w:sz w:val="26"/>
+          <w:szCs w:val="26"/>
+        </w:rPr>
+        <w:t>{{ntbdd3s}}</w:t>
+      </w:r>
+    </w:p>
+    <w:p>
+      <w:pPr>
+        <w:spacing w:after="0" w:line="264" w:lineRule="auto"/>
+        <w:ind w:firstLine="567"/>
+        <w:jc w:val="both"/>
         <w:rPr>
           <w:rFonts w:ascii="13" w:hAnsi="13"/>
           <w:sz w:val="26"/>
@@ -748,6 +967,7 @@
           <w:rFonts w:ascii="13" w:hAnsi="13"/>
           <w:sz w:val="26"/>
         </w:rPr>
+        <w:lastRenderedPageBreak/>
         <w:t>Mang tên: {{ndtbd}}.</w:t>
       </w:r>
     </w:p>
@@ -861,7 +1081,6 @@
           <w:rFonts w:ascii="13" w:hAnsi="13"/>
           <w:sz w:val="26"/>
         </w:rPr>
-        <w:lastRenderedPageBreak/>
         <w:t>{{mdsd}}</w:t>
       </w:r>
     </w:p>
@@ -1312,6 +1531,7 @@
           <w:rFonts w:ascii="13" w:hAnsi="13"/>
           <w:sz w:val="26"/>
         </w:rPr>
+        <w:lastRenderedPageBreak/>
         <w:t xml:space="preserve">       - Giá trị nghĩa vụ được xác định giá trị tài sản bảo đảm nói trên là {{gtqsdd}} đồng.</w:t>
       </w:r>
     </w:p>
@@ -1346,7 +1566,6 @@
           <w:rFonts w:ascii="13" w:hAnsi="13"/>
           <w:sz w:val="26"/>
         </w:rPr>
-        <w:lastRenderedPageBreak/>
         <w:t xml:space="preserve">      1) Quyền sử đấ</w:t>
       </w:r>
       <w:r>
@@ -1397,15 +1616,7 @@
           <w:sz w:val="26"/>
           <w:szCs w:val="26"/>
         </w:rPr>
-        <w:t>{{ndtbd}}</w:t>
-      </w:r>
-      <w:r>
-        <w:rPr>
-          <w:rFonts w:ascii="Times New Roman" w:eastAsia="Times New Roman" w:hAnsi="Times New Roman" w:cs="Times New Roman"/>
-          <w:sz w:val="26"/>
-          <w:szCs w:val="26"/>
-        </w:rPr>
-        <w:t xml:space="preserve"> </w:t>
+        <w:t xml:space="preserve">{{ndtbd}} </w:t>
       </w:r>
       <w:r>
         <w:rPr>
@@ -1437,8 +1648,6 @@
         </w:rPr>
         <w:t xml:space="preserve">nh </w:t>
       </w:r>
-      <w:bookmarkStart w:id="0" w:name="_GoBack"/>
-      <w:bookmarkEnd w:id="0"/>
       <w:r>
         <w:rPr>
           <w:rFonts w:ascii="13" w:hAnsi="13"/>
@@ -1622,7 +1831,7 @@
           <w:i/>
           <w:sz w:val="26"/>
         </w:rPr>
-        <w:t>(ký, ghi rõ họ</w:t>
+        <w:t>(K</w:t>
       </w:r>
       <w:r>
         <w:rPr>
@@ -1630,6 +1839,14 @@
           <w:i/>
           <w:sz w:val="26"/>
         </w:rPr>
+        <w:t>ý, ghi rõ họ</w:t>
+      </w:r>
+      <w:r>
+        <w:rPr>
+          <w:rFonts w:ascii="13" w:hAnsi="13"/>
+          <w:i/>
+          <w:sz w:val="26"/>
+        </w:rPr>
         <w:t xml:space="preserve"> tên)</w:t>
       </w:r>
       <w:r>
@@ -1662,7 +1879,15 @@
           <w:i/>
           <w:sz w:val="26"/>
         </w:rPr>
-        <w:t>(ký, ghi rõ họ</w:t>
+        <w:t>(K</w:t>
+      </w:r>
+      <w:r>
+        <w:rPr>
+          <w:rFonts w:ascii="13" w:hAnsi="13"/>
+          <w:i/>
+          <w:sz w:val="26"/>
+        </w:rPr>
+        <w:t>ý, ghi rõ họ</w:t>
       </w:r>
       <w:r>
         <w:rPr>
@@ -1703,7 +1928,31 @@
           <w:i/>
           <w:sz w:val="26"/>
         </w:rPr>
-        <w:t>(ký, ghi rõ họ tên)</w:t>
+        <w:t>(K</w:t>
+      </w:r>
+      <w:r>
+        <w:rPr>
+          <w:rFonts w:ascii="13" w:hAnsi="13"/>
+          <w:i/>
+          <w:sz w:val="26"/>
+        </w:rPr>
+        <w:t>ý</w:t>
+      </w:r>
+      <w:r>
+        <w:rPr>
+          <w:rFonts w:ascii="13" w:hAnsi="13"/>
+          <w:i/>
+          <w:sz w:val="26"/>
+        </w:rPr>
+        <w:t xml:space="preserve"> tên, đóng dấu</w:t>
+      </w:r>
+      <w:r>
+        <w:rPr>
+          <w:rFonts w:ascii="13" w:hAnsi="13"/>
+          <w:i/>
+          <w:sz w:val="26"/>
+        </w:rPr>
+        <w:t>)</w:t>
       </w:r>
     </w:p>
     <w:p>

--- a/src/main/resources/templates/BienBanXacDinhGiaTriTaiSanBaoDam.docx
+++ b/src/main/resources/templates/BienBanXacDinhGiaTriTaiSanBaoDam.docx
@@ -229,17 +229,17 @@
     </w:p>
     <w:p>
       <w:pPr>
-        <w:rPr>
-          <w:rFonts w:ascii="13" w:hAnsi="13"/>
-          <w:sz w:val="26"/>
-        </w:rPr>
-      </w:pPr>
-      <w:r>
-        <w:rPr>
-          <w:rFonts w:ascii="13" w:hAnsi="13"/>
-          <w:sz w:val="26"/>
-        </w:rPr>
-        <w:tab/>
+        <w:ind w:firstLine="360"/>
+        <w:rPr>
+          <w:rFonts w:ascii="13" w:hAnsi="13"/>
+          <w:sz w:val="26"/>
+        </w:rPr>
+      </w:pPr>
+      <w:r>
+        <w:rPr>
+          <w:rFonts w:ascii="13" w:hAnsi="13"/>
+          <w:sz w:val="26"/>
+        </w:rPr>
         <w:t>Hôm nay, ngày {{dayBD}} tháng {{monthBD}} năm {{yearBD}} tại trụ sở Quỹ TDND Thái Học</w:t>
       </w:r>
       <w:r>
@@ -544,6 +544,14 @@
           <w:sz w:val="26"/>
           <w:szCs w:val="26"/>
         </w:rPr>
+        <w:t xml:space="preserve"> </w:t>
+      </w:r>
+      <w:r>
+        <w:rPr>
+          <w:rFonts w:ascii="Times New Roman" w:hAnsi="Times New Roman" w:cs="Times New Roman"/>
+          <w:sz w:val="26"/>
+          <w:szCs w:val="26"/>
+        </w:rPr>
         <w:t>{{ncbd1}}</w:t>
       </w:r>
     </w:p>
@@ -572,6 +580,14 @@
           <w:sz w:val="26"/>
           <w:szCs w:val="26"/>
         </w:rPr>
+        <w:t xml:space="preserve"> </w:t>
+      </w:r>
+      <w:r>
+        <w:rPr>
+          <w:rFonts w:ascii="Times New Roman" w:hAnsi="Times New Roman" w:cs="Times New Roman"/>
+          <w:sz w:val="26"/>
+          <w:szCs w:val="26"/>
+        </w:rPr>
         <w:t>{{noiCapbd1}}</w:t>
       </w:r>
     </w:p>
@@ -600,6 +616,14 @@
           <w:sz w:val="26"/>
           <w:szCs w:val="26"/>
         </w:rPr>
+        <w:t xml:space="preserve"> </w:t>
+      </w:r>
+      <w:r>
+        <w:rPr>
+          <w:rFonts w:ascii="Times New Roman" w:hAnsi="Times New Roman" w:cs="Times New Roman"/>
+          <w:sz w:val="26"/>
+          <w:szCs w:val="26"/>
+        </w:rPr>
         <w:t>{{dcdtbd1}}</w:t>
       </w:r>
     </w:p>
@@ -628,6 +652,14 @@
           <w:sz w:val="26"/>
           <w:szCs w:val="26"/>
         </w:rPr>
+        <w:t xml:space="preserve"> </w:t>
+      </w:r>
+      <w:r>
+        <w:rPr>
+          <w:rFonts w:ascii="Times New Roman" w:hAnsi="Times New Roman" w:cs="Times New Roman"/>
+          <w:sz w:val="26"/>
+          <w:szCs w:val="26"/>
+        </w:rPr>
         <w:t>{{dcdtbd1s}}</w:t>
       </w:r>
       <w:r>
@@ -664,6 +696,14 @@
           <w:sz w:val="26"/>
           <w:szCs w:val="26"/>
         </w:rPr>
+        <w:t xml:space="preserve"> </w:t>
+      </w:r>
+      <w:r>
+        <w:rPr>
+          <w:rFonts w:ascii="Times New Roman" w:hAnsi="Times New Roman" w:cs="Times New Roman"/>
+          <w:sz w:val="26"/>
+          <w:szCs w:val="26"/>
+        </w:rPr>
         <w:t>{{ntbdd1}}</w:t>
       </w:r>
     </w:p>
@@ -692,6 +732,14 @@
           <w:sz w:val="26"/>
           <w:szCs w:val="26"/>
         </w:rPr>
+        <w:t xml:space="preserve"> </w:t>
+      </w:r>
+      <w:r>
+        <w:rPr>
+          <w:rFonts w:ascii="Times New Roman" w:hAnsi="Times New Roman" w:cs="Times New Roman"/>
+          <w:sz w:val="26"/>
+          <w:szCs w:val="26"/>
+        </w:rPr>
         <w:t>{{ncbd2}}</w:t>
       </w:r>
     </w:p>
@@ -720,6 +768,14 @@
           <w:sz w:val="26"/>
           <w:szCs w:val="26"/>
         </w:rPr>
+        <w:t xml:space="preserve"> </w:t>
+      </w:r>
+      <w:r>
+        <w:rPr>
+          <w:rFonts w:ascii="Times New Roman" w:hAnsi="Times New Roman" w:cs="Times New Roman"/>
+          <w:sz w:val="26"/>
+          <w:szCs w:val="26"/>
+        </w:rPr>
         <w:t>{{noiCapbd2}}</w:t>
       </w:r>
     </w:p>
@@ -748,6 +804,14 @@
           <w:sz w:val="26"/>
           <w:szCs w:val="26"/>
         </w:rPr>
+        <w:t xml:space="preserve"> </w:t>
+      </w:r>
+      <w:r>
+        <w:rPr>
+          <w:rFonts w:ascii="Times New Roman" w:hAnsi="Times New Roman" w:cs="Times New Roman"/>
+          <w:sz w:val="26"/>
+          <w:szCs w:val="26"/>
+        </w:rPr>
         <w:t>{{ntbdd3}}</w:t>
       </w:r>
     </w:p>
@@ -770,8 +834,14 @@
         </w:rPr>
         <w:t xml:space="preserve"> </w:t>
       </w:r>
-      <w:bookmarkStart w:id="0" w:name="_GoBack"/>
-      <w:bookmarkEnd w:id="0"/>
+      <w:r>
+        <w:rPr>
+          <w:rFonts w:ascii="Times New Roman" w:hAnsi="Times New Roman" w:cs="Times New Roman"/>
+          <w:sz w:val="26"/>
+          <w:szCs w:val="26"/>
+        </w:rPr>
+        <w:t xml:space="preserve"> </w:t>
+      </w:r>
       <w:r>
         <w:rPr>
           <w:rFonts w:ascii="Times New Roman" w:hAnsi="Times New Roman" w:cs="Times New Roman"/>
@@ -784,10 +854,10 @@
     <w:p>
       <w:pPr>
         <w:spacing w:after="0" w:line="264" w:lineRule="auto"/>
-        <w:ind w:firstLine="567"/>
+        <w:ind w:firstLine="360"/>
         <w:jc w:val="both"/>
         <w:rPr>
-          <w:rFonts w:ascii="13" w:hAnsi="13"/>
+          <w:rFonts w:ascii="Times New Roman" w:hAnsi="Times New Roman" w:cs="Times New Roman"/>
           <w:sz w:val="26"/>
           <w:szCs w:val="26"/>
         </w:rPr>
@@ -944,7 +1014,59 @@
           <w:rFonts w:ascii="13" w:hAnsi="13"/>
           <w:sz w:val="26"/>
         </w:rPr>
-        <w:t>, số phát hành {{seri}}, vào số cấp sổ: {{vsmt}}, ngày cấp: {{ngc}}, nơi cấp: {{nc}}</w:t>
+        <w:t>; S</w:t>
+      </w:r>
+      <w:r>
+        <w:rPr>
+          <w:rFonts w:ascii="13" w:hAnsi="13"/>
+          <w:sz w:val="26"/>
+        </w:rPr>
+        <w:t>ố</w:t>
+      </w:r>
+      <w:r>
+        <w:rPr>
+          <w:rFonts w:ascii="13" w:hAnsi="13"/>
+          <w:sz w:val="26"/>
+        </w:rPr>
+        <w:t xml:space="preserve"> phát hành {{seri}}; {{vsmt}}; N</w:t>
+      </w:r>
+      <w:r>
+        <w:rPr>
+          <w:rFonts w:ascii="13" w:hAnsi="13"/>
+          <w:sz w:val="26"/>
+        </w:rPr>
+        <w:t>gày cấ</w:t>
+      </w:r>
+      <w:r>
+        <w:rPr>
+          <w:rFonts w:ascii="13" w:hAnsi="13"/>
+          <w:sz w:val="26"/>
+        </w:rPr>
+        <w:t>p: {{ngc}};</w:t>
+      </w:r>
+    </w:p>
+    <w:p>
+      <w:pPr>
+        <w:pStyle w:val="ListParagraph"/>
+        <w:ind w:left="780"/>
+        <w:rPr>
+          <w:rFonts w:ascii="13" w:hAnsi="13"/>
+          <w:sz w:val="26"/>
+        </w:rPr>
+      </w:pPr>
+      <w:r>
+        <w:rPr>
+          <w:rFonts w:ascii="13" w:hAnsi="13"/>
+          <w:sz w:val="26"/>
+        </w:rPr>
+        <w:t>N</w:t>
+      </w:r>
+      <w:r>
+        <w:rPr>
+          <w:rFonts w:ascii="13" w:hAnsi="13"/>
+          <w:sz w:val="26"/>
+        </w:rPr>
+        <w:t>ơi cấp: {{nc}}</w:t>
       </w:r>
       <w:r>
         <w:rPr>
@@ -953,6 +1075,8 @@
         </w:rPr>
         <w:t>.</w:t>
       </w:r>
+      <w:bookmarkStart w:id="0" w:name="_GoBack"/>
+      <w:bookmarkEnd w:id="0"/>
     </w:p>
     <w:p>
       <w:pPr>

--- a/src/main/resources/templates/BienBanXacDinhGiaTriTaiSanBaoDam.docx
+++ b/src/main/resources/templates/BienBanXacDinhGiaTriTaiSanBaoDam.docx
@@ -201,8 +201,10 @@
           <w:b/>
           <w:sz w:val="26"/>
         </w:rPr>
-        <w:t>{{shdvl}}</w:t>
-      </w:r>
+        <w:t>{{shdvlts}}</w:t>
+      </w:r>
+      <w:bookmarkStart w:id="0" w:name="_GoBack"/>
+      <w:bookmarkEnd w:id="0"/>
     </w:p>
     <w:p>
       <w:pPr>
@@ -1075,8 +1077,6 @@
         </w:rPr>
         <w:t>.</w:t>
       </w:r>
-      <w:bookmarkStart w:id="0" w:name="_GoBack"/>
-      <w:bookmarkEnd w:id="0"/>
     </w:p>
     <w:p>
       <w:pPr>

--- a/src/main/resources/templates/BienBanXacDinhGiaTriTaiSanBaoDam.docx
+++ b/src/main/resources/templates/BienBanXacDinhGiaTriTaiSanBaoDam.docx
@@ -203,8 +203,6 @@
         </w:rPr>
         <w:t>{{shdvlts}}</w:t>
       </w:r>
-      <w:bookmarkStart w:id="0" w:name="_GoBack"/>
-      <w:bookmarkEnd w:id="0"/>
     </w:p>
     <w:p>
       <w:pPr>
@@ -242,7 +240,14 @@
           <w:rFonts w:ascii="13" w:hAnsi="13"/>
           <w:sz w:val="26"/>
         </w:rPr>
-        <w:t>Hôm nay, ngày {{dayBD}} tháng {{monthBD}} năm {{yearBD}} tại trụ sở Quỹ TDND Thái Học</w:t>
+        <w:t>Hôm nay, ngày {{day}} tháng {{month}} năm {{year}}</w:t>
+      </w:r>
+      <w:r>
+        <w:rPr>
+          <w:rFonts w:ascii="13" w:hAnsi="13"/>
+          <w:sz w:val="26"/>
+        </w:rPr>
+        <w:t xml:space="preserve"> tại trụ sở Quỹ TDND Thái Học</w:t>
       </w:r>
       <w:r>
         <w:rPr>
@@ -404,8 +409,17 @@
           <w:rFonts w:ascii="13" w:hAnsi="13"/>
           <w:sz w:val="26"/>
         </w:rPr>
-        <w:t>– Chức vụ: Cán bộ tín dụng</w:t>
-      </w:r>
+        <w:t>– Chức vụ: Cán bộ</w:t>
+      </w:r>
+      <w:r>
+        <w:rPr>
+          <w:rFonts w:ascii="13" w:hAnsi="13"/>
+          <w:sz w:val="26"/>
+        </w:rPr>
+        <w:t xml:space="preserve"> thẩm định</w:t>
+      </w:r>
+      <w:bookmarkStart w:id="0" w:name="_GoBack"/>
+      <w:bookmarkEnd w:id="0"/>
     </w:p>
     <w:p>
       <w:pPr>
@@ -454,7 +468,15 @@
           <w:sz w:val="26"/>
           <w:szCs w:val="26"/>
         </w:rPr>
-        <w:t xml:space="preserve"> {{gtkhbd}}: {{khbd}}</w:t>
+        <w:t xml:space="preserve"> {{gtkhbdt}}</w:t>
+      </w:r>
+      <w:r>
+        <w:rPr>
+          <w:rFonts w:ascii="Times New Roman" w:hAnsi="Times New Roman" w:cs="Times New Roman"/>
+          <w:sz w:val="26"/>
+          <w:szCs w:val="26"/>
+        </w:rPr>
+        <w:t xml:space="preserve"> {{khbd}}</w:t>
       </w:r>
       <w:r>
         <w:rPr>
@@ -1897,7 +1919,15 @@
           <w:b/>
           <w:sz w:val="26"/>
         </w:rPr>
-        <w:t>Cán bộ tín dụng</w:t>
+        <w:t>Cán bộ</w:t>
+      </w:r>
+      <w:r>
+        <w:rPr>
+          <w:rFonts w:ascii="13" w:hAnsi="13"/>
+          <w:b/>
+          <w:sz w:val="26"/>
+        </w:rPr>
+        <w:t xml:space="preserve"> thẩm định</w:t>
       </w:r>
       <w:r>
         <w:rPr>
@@ -1906,22 +1936,7 @@
           <w:sz w:val="26"/>
         </w:rPr>
         <w:tab/>
-      </w:r>
-      <w:r>
-        <w:rPr>
-          <w:rFonts w:ascii="13" w:hAnsi="13"/>
-          <w:b/>
-          <w:sz w:val="26"/>
-        </w:rPr>
-        <w:tab/>
-      </w:r>
-      <w:r>
-        <w:rPr>
-          <w:rFonts w:ascii="13" w:hAnsi="13"/>
-          <w:b/>
-          <w:sz w:val="26"/>
-        </w:rPr>
-        <w:t xml:space="preserve">        </w:t>
+        <w:t xml:space="preserve">           </w:t>
       </w:r>
       <w:r>
         <w:rPr>

--- a/src/main/resources/templates/BienBanXacDinhGiaTriTaiSanBaoDam.docx
+++ b/src/main/resources/templates/BienBanXacDinhGiaTriTaiSanBaoDam.docx
@@ -418,8 +418,6 @@
         </w:rPr>
         <w:t xml:space="preserve"> thẩm định</w:t>
       </w:r>
-      <w:bookmarkStart w:id="0" w:name="_GoBack"/>
-      <w:bookmarkEnd w:id="0"/>
     </w:p>
     <w:p>
       <w:pPr>
@@ -1114,7 +1112,30 @@
           <w:sz w:val="26"/>
         </w:rPr>
         <w:lastRenderedPageBreak/>
-        <w:t>Mang tên: {{ndtbd}}.</w:t>
+        <w:t>Mang tên</w:t>
+      </w:r>
+      <w:r>
+        <w:rPr>
+          <w:rFonts w:ascii="13" w:hAnsi="13"/>
+          <w:sz w:val="26"/>
+        </w:rPr>
+        <w:t xml:space="preserve"> </w:t>
+      </w:r>
+      <w:r>
+        <w:rPr>
+          <w:rFonts w:ascii="13" w:hAnsi="13"/>
+          <w:sz w:val="26"/>
+        </w:rPr>
+        <w:t xml:space="preserve">(ông/bà) </w:t>
+      </w:r>
+      <w:bookmarkStart w:id="0" w:name="_GoBack"/>
+      <w:bookmarkEnd w:id="0"/>
+      <w:r>
+        <w:rPr>
+          <w:rFonts w:ascii="13" w:hAnsi="13"/>
+          <w:sz w:val="26"/>
+        </w:rPr>
+        <w:t>{{ndtbd}}.</w:t>
       </w:r>
     </w:p>
     <w:p>

--- a/src/main/resources/templates/BienBanXacDinhGiaTriTaiSanBaoDam.docx
+++ b/src/main/resources/templates/BienBanXacDinhGiaTriTaiSanBaoDam.docx
@@ -4,6 +4,7 @@
   <w:body>
     <w:p>
       <w:pPr>
+        <w:spacing w:after="0" w:line="288" w:lineRule="auto"/>
         <w:jc w:val="center"/>
         <w:rPr>
           <w:rFonts w:ascii="13" w:hAnsi="13"/>
@@ -22,6 +23,7 @@
     </w:p>
     <w:p>
       <w:pPr>
+        <w:spacing w:after="0" w:line="288" w:lineRule="auto"/>
         <w:jc w:val="center"/>
         <w:rPr>
           <w:rFonts w:ascii="13" w:hAnsi="13"/>
@@ -39,72 +41,56 @@
         <mc:AlternateContent>
           <mc:Choice Requires="wps">
             <w:drawing>
-              <wp:anchor distT="0" distB="0" distL="114300" distR="114300" simplePos="0" relativeHeight="251658240" behindDoc="0" locked="0" layoutInCell="1" allowOverlap="1" wp14:anchorId="450B57AA" wp14:editId="5F2EE1C8">
+              <wp:anchor distT="0" distB="0" distL="114300" distR="114300" simplePos="0" relativeHeight="251659264" behindDoc="0" locked="0" layoutInCell="1" allowOverlap="1">
                 <wp:simplePos x="0" y="0"/>
                 <wp:positionH relativeFrom="column">
-                  <wp:posOffset>1876425</wp:posOffset>
+                  <wp:posOffset>1860957</wp:posOffset>
                 </wp:positionH>
                 <wp:positionV relativeFrom="paragraph">
-                  <wp:posOffset>266700</wp:posOffset>
+                  <wp:posOffset>212005</wp:posOffset>
                 </wp:positionV>
-                <wp:extent cx="2181225" cy="19050"/>
-                <wp:effectExtent l="19050" t="19050" r="19050" b="19050"/>
+                <wp:extent cx="1985749" cy="0"/>
+                <wp:effectExtent l="0" t="0" r="33655" b="19050"/>
                 <wp:wrapNone/>
-                <wp:docPr id="1" name="AutoShape 2"/>
-                <wp:cNvGraphicFramePr>
-                  <a:graphicFrameLocks xmlns:a="http://schemas.openxmlformats.org/drawingml/2006/main"/>
-                </wp:cNvGraphicFramePr>
+                <wp:docPr id="2" name="Straight Connector 2"/>
+                <wp:cNvGraphicFramePr/>
                 <a:graphic xmlns:a="http://schemas.openxmlformats.org/drawingml/2006/main">
                   <a:graphicData uri="http://schemas.microsoft.com/office/word/2010/wordprocessingShape">
                     <wps:wsp>
-                      <wps:cNvCnPr>
-                        <a:cxnSpLocks noChangeShapeType="1"/>
-                      </wps:cNvCnPr>
-                      <wps:spPr bwMode="auto">
-                        <a:xfrm flipV="1">
+                      <wps:cNvCnPr/>
+                      <wps:spPr>
+                        <a:xfrm>
                           <a:off x="0" y="0"/>
-                          <a:ext cx="2181225" cy="19050"/>
+                          <a:ext cx="1985749" cy="0"/>
                         </a:xfrm>
-                        <a:prstGeom prst="straightConnector1">
+                        <a:prstGeom prst="line">
                           <a:avLst/>
                         </a:prstGeom>
-                        <a:noFill/>
-                        <a:ln w="25400">
-                          <a:solidFill>
-                            <a:srgbClr val="000000"/>
-                          </a:solidFill>
-                          <a:round/>
-                          <a:headEnd type="none" w="med" len="med"/>
-                          <a:tailEnd type="none" w="med" len="med"/>
-                        </a:ln>
-                        <a:extLst>
-                          <a:ext uri="{909E8E84-426E-40DD-AFC4-6F175D3DCCD1}">
-                            <a14:hiddenFill xmlns:a14="http://schemas.microsoft.com/office/drawing/2010/main">
-                              <a:noFill/>
-                            </a14:hiddenFill>
-                          </a:ext>
-                        </a:extLst>
                       </wps:spPr>
+                      <wps:style>
+                        <a:lnRef idx="1">
+                          <a:schemeClr val="dk1"/>
+                        </a:lnRef>
+                        <a:fillRef idx="0">
+                          <a:schemeClr val="dk1"/>
+                        </a:fillRef>
+                        <a:effectRef idx="0">
+                          <a:schemeClr val="dk1"/>
+                        </a:effectRef>
+                        <a:fontRef idx="minor">
+                          <a:schemeClr val="tx1"/>
+                        </a:fontRef>
+                      </wps:style>
                       <wps:bodyPr/>
                     </wps:wsp>
                   </a:graphicData>
                 </a:graphic>
-                <wp14:sizeRelH relativeFrom="page">
-                  <wp14:pctWidth>0</wp14:pctWidth>
-                </wp14:sizeRelH>
-                <wp14:sizeRelV relativeFrom="page">
-                  <wp14:pctHeight>0</wp14:pctHeight>
-                </wp14:sizeRelV>
               </wp:anchor>
             </w:drawing>
           </mc:Choice>
           <mc:Fallback>
             <w:pict>
-              <v:shapetype w14:anchorId="41179276" id="_x0000_t32" coordsize="21600,21600" o:spt="32" o:oned="t" path="m,l21600,21600e" filled="f">
-                <v:path arrowok="t" fillok="f" o:connecttype="none"/>
-                <o:lock v:ext="edit" shapetype="t"/>
-              </v:shapetype>
-              <v:shape id="AutoShape 2" o:spid="_x0000_s1026" type="#_x0000_t32" style="position:absolute;margin-left:147.75pt;margin-top:21pt;width:171.75pt;height:1.5pt;flip:y;z-index:251658240;visibility:visible;mso-wrap-style:square;mso-width-percent:0;mso-height-percent:0;mso-wrap-distance-left:9pt;mso-wrap-distance-top:0;mso-wrap-distance-right:9pt;mso-wrap-distance-bottom:0;mso-position-horizontal:absolute;mso-position-horizontal-relative:text;mso-position-vertical:absolute;mso-position-vertical-relative:text;mso-width-percent:0;mso-height-percent:0;mso-width-relative:page;mso-height-relative:page" o:gfxdata="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" strokeweight="2pt"/>
+              <v:line w14:anchorId="76E791C9" id="Straight Connector 2" o:spid="_x0000_s1026" style="position:absolute;z-index:251659264;visibility:visible;mso-wrap-style:square;mso-wrap-distance-left:9pt;mso-wrap-distance-top:0;mso-wrap-distance-right:9pt;mso-wrap-distance-bottom:0;mso-position-horizontal:absolute;mso-position-horizontal-relative:text;mso-position-vertical:absolute;mso-position-vertical-relative:text" from="146.55pt,16.7pt" to="302.9pt,16.7pt" o:gfxdata="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" strokecolor="black [3040]"/>
             </w:pict>
           </mc:Fallback>
         </mc:AlternateContent>
@@ -120,6 +106,7 @@
     </w:p>
     <w:p>
       <w:pPr>
+        <w:spacing w:after="0" w:line="288" w:lineRule="auto"/>
         <w:jc w:val="center"/>
         <w:rPr>
           <w:rFonts w:ascii="13" w:hAnsi="13"/>
@@ -138,6 +125,7 @@
     </w:p>
     <w:p>
       <w:pPr>
+        <w:spacing w:after="0" w:line="288" w:lineRule="auto"/>
         <w:jc w:val="center"/>
         <w:rPr>
           <w:rFonts w:ascii="13" w:hAnsi="13"/>
@@ -172,6 +160,7 @@
     </w:p>
     <w:p>
       <w:pPr>
+        <w:spacing w:after="0" w:line="288" w:lineRule="auto"/>
         <w:jc w:val="center"/>
         <w:rPr>
           <w:rFonts w:ascii="13" w:hAnsi="13"/>
@@ -203,9 +192,18 @@
         </w:rPr>
         <w:t>{{shdvlts}}</w:t>
       </w:r>
-    </w:p>
-    <w:p>
-      <w:pPr>
+      <w:r>
+        <w:rPr>
+          <w:rFonts w:ascii="13" w:hAnsi="13"/>
+          <w:b/>
+          <w:sz w:val="26"/>
+        </w:rPr>
+        <w:t>/BBĐG</w:t>
+      </w:r>
+    </w:p>
+    <w:p>
+      <w:pPr>
+        <w:spacing w:after="0" w:line="288" w:lineRule="auto"/>
         <w:rPr>
           <w:rFonts w:ascii="13" w:hAnsi="13"/>
           <w:sz w:val="26"/>
@@ -226,9 +224,12 @@
         </w:rPr>
         <w:t>{{noiDung}}</w:t>
       </w:r>
-    </w:p>
-    <w:p>
-      <w:pPr>
+      <w:bookmarkStart w:id="0" w:name="_GoBack"/>
+      <w:bookmarkEnd w:id="0"/>
+    </w:p>
+    <w:p>
+      <w:pPr>
+        <w:spacing w:after="0" w:line="288" w:lineRule="auto"/>
         <w:ind w:firstLine="360"/>
         <w:rPr>
           <w:rFonts w:ascii="13" w:hAnsi="13"/>
@@ -271,6 +272,7 @@
           <w:ilvl w:val="0"/>
           <w:numId w:val="1"/>
         </w:numPr>
+        <w:spacing w:after="0" w:line="288" w:lineRule="auto"/>
         <w:rPr>
           <w:rFonts w:ascii="13" w:hAnsi="13"/>
           <w:b/>
@@ -289,6 +291,7 @@
     <w:p>
       <w:pPr>
         <w:pStyle w:val="ListParagraph"/>
+        <w:spacing w:after="0" w:line="288" w:lineRule="auto"/>
         <w:rPr>
           <w:rFonts w:ascii="13" w:hAnsi="13"/>
           <w:sz w:val="26"/>
@@ -305,7 +308,7 @@
     <w:p>
       <w:pPr>
         <w:pStyle w:val="ListParagraph"/>
-        <w:spacing w:after="120" w:line="240" w:lineRule="auto"/>
+        <w:spacing w:after="0" w:line="288" w:lineRule="auto"/>
         <w:jc w:val="both"/>
         <w:rPr>
           <w:rFonts w:ascii="Times New Roman" w:eastAsia="Times New Roman" w:hAnsi="Times New Roman" w:cs="Times New Roman"/>
@@ -325,7 +328,7 @@
     <w:p>
       <w:pPr>
         <w:pStyle w:val="ListParagraph"/>
-        <w:spacing w:after="120" w:line="240" w:lineRule="auto"/>
+        <w:spacing w:after="0" w:line="288" w:lineRule="auto"/>
         <w:jc w:val="both"/>
         <w:rPr>
           <w:rFonts w:ascii="Times New Roman" w:eastAsia="Times New Roman" w:hAnsi="Times New Roman" w:cs="Times New Roman"/>
@@ -345,6 +348,7 @@
     <w:p>
       <w:pPr>
         <w:pStyle w:val="ListParagraph"/>
+        <w:spacing w:after="0" w:line="288" w:lineRule="auto"/>
         <w:rPr>
           <w:rFonts w:ascii="13" w:hAnsi="13"/>
           <w:sz w:val="26"/>
@@ -365,6 +369,7 @@
           <w:ilvl w:val="0"/>
           <w:numId w:val="2"/>
         </w:numPr>
+        <w:spacing w:after="0" w:line="288" w:lineRule="auto"/>
         <w:rPr>
           <w:rFonts w:ascii="13" w:hAnsi="13"/>
           <w:sz w:val="26"/>
@@ -385,6 +390,7 @@
           <w:ilvl w:val="0"/>
           <w:numId w:val="2"/>
         </w:numPr>
+        <w:spacing w:after="0" w:line="288" w:lineRule="auto"/>
         <w:rPr>
           <w:rFonts w:ascii="13" w:hAnsi="13"/>
           <w:sz w:val="26"/>
@@ -416,7 +422,7 @@
           <w:rFonts w:ascii="13" w:hAnsi="13"/>
           <w:sz w:val="26"/>
         </w:rPr>
-        <w:t xml:space="preserve"> thẩm định</w:t>
+        <w:t xml:space="preserve"> tín dụng</w:t>
       </w:r>
     </w:p>
     <w:p>
@@ -426,6 +432,7 @@
           <w:ilvl w:val="0"/>
           <w:numId w:val="1"/>
         </w:numPr>
+        <w:spacing w:after="0" w:line="288" w:lineRule="auto"/>
         <w:rPr>
           <w:rFonts w:ascii="13" w:hAnsi="13"/>
           <w:b/>
@@ -444,7 +451,7 @@
     <w:p>
       <w:pPr>
         <w:pStyle w:val="ListParagraph"/>
-        <w:spacing w:after="0" w:line="264" w:lineRule="auto"/>
+        <w:spacing w:after="0" w:line="288" w:lineRule="auto"/>
         <w:jc w:val="both"/>
         <w:rPr>
           <w:rFonts w:ascii="Times New Roman" w:hAnsi="Times New Roman" w:cs="Times New Roman"/>
@@ -496,7 +503,7 @@
     <w:p>
       <w:pPr>
         <w:pStyle w:val="ListParagraph"/>
-        <w:spacing w:after="0" w:line="264" w:lineRule="auto"/>
+        <w:spacing w:after="0" w:line="288" w:lineRule="auto"/>
         <w:jc w:val="both"/>
         <w:rPr>
           <w:rFonts w:ascii="Times New Roman" w:hAnsi="Times New Roman" w:cs="Times New Roman"/>
@@ -515,7 +522,7 @@
     </w:p>
     <w:p>
       <w:pPr>
-        <w:spacing w:after="0" w:line="264" w:lineRule="auto"/>
+        <w:spacing w:after="0" w:line="288" w:lineRule="auto"/>
         <w:ind w:firstLine="567"/>
         <w:jc w:val="both"/>
         <w:rPr>
@@ -543,7 +550,7 @@
     </w:p>
     <w:p>
       <w:pPr>
-        <w:spacing w:after="0" w:line="264" w:lineRule="auto"/>
+        <w:spacing w:after="0" w:line="288" w:lineRule="auto"/>
         <w:ind w:firstLine="567"/>
         <w:jc w:val="both"/>
         <w:rPr>
@@ -579,7 +586,7 @@
     </w:p>
     <w:p>
       <w:pPr>
-        <w:spacing w:after="0" w:line="264" w:lineRule="auto"/>
+        <w:spacing w:after="0" w:line="288" w:lineRule="auto"/>
         <w:ind w:firstLine="567"/>
         <w:jc w:val="both"/>
         <w:rPr>
@@ -615,7 +622,7 @@
     </w:p>
     <w:p>
       <w:pPr>
-        <w:spacing w:after="0" w:line="264" w:lineRule="auto"/>
+        <w:spacing w:after="0" w:line="288" w:lineRule="auto"/>
         <w:ind w:firstLine="567"/>
         <w:jc w:val="both"/>
         <w:rPr>
@@ -651,7 +658,7 @@
     </w:p>
     <w:p>
       <w:pPr>
-        <w:spacing w:after="0" w:line="264" w:lineRule="auto"/>
+        <w:spacing w:after="0" w:line="288" w:lineRule="auto"/>
         <w:ind w:firstLine="567"/>
         <w:jc w:val="both"/>
         <w:rPr>
@@ -695,7 +702,7 @@
     </w:p>
     <w:p>
       <w:pPr>
-        <w:spacing w:after="0" w:line="264" w:lineRule="auto"/>
+        <w:spacing w:after="0" w:line="288" w:lineRule="auto"/>
         <w:ind w:firstLine="567"/>
         <w:jc w:val="both"/>
         <w:rPr>
@@ -731,7 +738,7 @@
     </w:p>
     <w:p>
       <w:pPr>
-        <w:spacing w:after="0" w:line="264" w:lineRule="auto"/>
+        <w:spacing w:after="0" w:line="288" w:lineRule="auto"/>
         <w:ind w:firstLine="567"/>
         <w:jc w:val="both"/>
         <w:rPr>
@@ -767,7 +774,7 @@
     </w:p>
     <w:p>
       <w:pPr>
-        <w:spacing w:after="0" w:line="264" w:lineRule="auto"/>
+        <w:spacing w:after="0" w:line="288" w:lineRule="auto"/>
         <w:ind w:firstLine="567"/>
         <w:jc w:val="both"/>
         <w:rPr>
@@ -803,7 +810,7 @@
     </w:p>
     <w:p>
       <w:pPr>
-        <w:spacing w:after="0" w:line="264" w:lineRule="auto"/>
+        <w:spacing w:after="0" w:line="288" w:lineRule="auto"/>
         <w:ind w:firstLine="567"/>
         <w:jc w:val="both"/>
         <w:rPr>
@@ -839,7 +846,7 @@
     </w:p>
     <w:p>
       <w:pPr>
-        <w:spacing w:after="0" w:line="264" w:lineRule="auto"/>
+        <w:spacing w:after="0" w:line="288" w:lineRule="auto"/>
         <w:ind w:firstLine="567"/>
         <w:jc w:val="both"/>
         <w:rPr>
@@ -875,7 +882,7 @@
     </w:p>
     <w:p>
       <w:pPr>
-        <w:spacing w:after="0" w:line="264" w:lineRule="auto"/>
+        <w:spacing w:after="0" w:line="288" w:lineRule="auto"/>
         <w:ind w:firstLine="360"/>
         <w:jc w:val="both"/>
         <w:rPr>
@@ -932,6 +939,7 @@
           <w:ilvl w:val="0"/>
           <w:numId w:val="1"/>
         </w:numPr>
+        <w:spacing w:after="0" w:line="288" w:lineRule="auto"/>
         <w:rPr>
           <w:rFonts w:ascii="13" w:hAnsi="13"/>
           <w:b/>
@@ -955,6 +963,7 @@
           <w:ilvl w:val="0"/>
           <w:numId w:val="3"/>
         </w:numPr>
+        <w:spacing w:after="0" w:line="288" w:lineRule="auto"/>
         <w:rPr>
           <w:rFonts w:ascii="13" w:hAnsi="13"/>
           <w:b/>
@@ -976,6 +985,7 @@
           <w:ilvl w:val="0"/>
           <w:numId w:val="3"/>
         </w:numPr>
+        <w:spacing w:after="0" w:line="288" w:lineRule="auto"/>
         <w:rPr>
           <w:rFonts w:ascii="13" w:hAnsi="13"/>
           <w:b/>
@@ -992,6 +1002,7 @@
     </w:p>
     <w:p>
       <w:pPr>
+        <w:spacing w:after="0" w:line="288" w:lineRule="auto"/>
         <w:rPr>
           <w:rFonts w:ascii="13" w:hAnsi="13"/>
           <w:b/>
@@ -1018,6 +1029,7 @@
     <w:p>
       <w:pPr>
         <w:pStyle w:val="ListParagraph"/>
+        <w:spacing w:after="0" w:line="288" w:lineRule="auto"/>
         <w:ind w:left="780"/>
         <w:rPr>
           <w:rFonts w:ascii="13" w:hAnsi="13"/>
@@ -1070,6 +1082,7 @@
     <w:p>
       <w:pPr>
         <w:pStyle w:val="ListParagraph"/>
+        <w:spacing w:after="0" w:line="288" w:lineRule="auto"/>
         <w:ind w:left="780"/>
         <w:rPr>
           <w:rFonts w:ascii="13" w:hAnsi="13"/>
@@ -1101,6 +1114,70 @@
     <w:p>
       <w:pPr>
         <w:pStyle w:val="ListParagraph"/>
+        <w:spacing w:after="0" w:line="288" w:lineRule="auto"/>
+        <w:rPr>
+          <w:rFonts w:ascii="13" w:hAnsi="13"/>
+          <w:sz w:val="26"/>
+        </w:rPr>
+      </w:pPr>
+      <w:r>
+        <w:rPr>
+          <w:rFonts w:ascii="13" w:hAnsi="13"/>
+          <w:sz w:val="26"/>
+        </w:rPr>
+        <w:t>Mang tên</w:t>
+      </w:r>
+      <w:r>
+        <w:rPr>
+          <w:rFonts w:ascii="13" w:hAnsi="13"/>
+          <w:sz w:val="26"/>
+        </w:rPr>
+        <w:t xml:space="preserve"> </w:t>
+      </w:r>
+      <w:r>
+        <w:rPr>
+          <w:rFonts w:ascii="13" w:hAnsi="13"/>
+          <w:sz w:val="26"/>
+        </w:rPr>
+        <w:t xml:space="preserve">(ông/bà) </w:t>
+      </w:r>
+      <w:r>
+        <w:rPr>
+          <w:rFonts w:ascii="13" w:hAnsi="13"/>
+          <w:b/>
+          <w:sz w:val="26"/>
+        </w:rPr>
+        <w:t>{{ndtbd}}</w:t>
+      </w:r>
+      <w:r>
+        <w:rPr>
+          <w:rFonts w:ascii="13" w:hAnsi="13"/>
+          <w:sz w:val="26"/>
+        </w:rPr>
+        <w:t>.</w:t>
+      </w:r>
+    </w:p>
+    <w:p>
+      <w:pPr>
+        <w:pStyle w:val="ListParagraph"/>
+        <w:spacing w:after="0" w:line="288" w:lineRule="auto"/>
+        <w:rPr>
+          <w:rFonts w:ascii="13" w:hAnsi="13"/>
+          <w:sz w:val="26"/>
+        </w:rPr>
+      </w:pPr>
+      <w:r>
+        <w:rPr>
+          <w:rFonts w:ascii="13" w:hAnsi="13"/>
+          <w:sz w:val="26"/>
+        </w:rPr>
+        <w:t>Địa chỉ thửa đất tại: {{dctd}}.</w:t>
+      </w:r>
+    </w:p>
+    <w:p>
+      <w:pPr>
+        <w:pStyle w:val="ListParagraph"/>
+        <w:spacing w:after="0" w:line="288" w:lineRule="auto"/>
         <w:rPr>
           <w:rFonts w:ascii="13" w:hAnsi="13"/>
           <w:sz w:val="26"/>
@@ -1112,8 +1189,257 @@
           <w:sz w:val="26"/>
         </w:rPr>
         <w:lastRenderedPageBreak/>
-        <w:t>Mang tên</w:t>
-      </w:r>
+        <w:t>Thửa đất số: {{std}} – Tờ bản đồ: {{sbd}}.</w:t>
+      </w:r>
+    </w:p>
+    <w:p>
+      <w:pPr>
+        <w:pStyle w:val="ListParagraph"/>
+        <w:spacing w:before="240" w:after="0" w:line="288" w:lineRule="auto"/>
+        <w:rPr>
+          <w:rFonts w:ascii="13" w:hAnsi="13"/>
+          <w:sz w:val="26"/>
+        </w:rPr>
+      </w:pPr>
+      <w:r>
+        <w:rPr>
+          <w:rFonts w:ascii="13" w:hAnsi="13"/>
+          <w:sz w:val="26"/>
+        </w:rPr>
+        <w:t>Diện tích bảo đảm: {{dt}} m</w:t>
+      </w:r>
+      <w:r>
+        <w:rPr>
+          <w:rFonts w:ascii="13" w:hAnsi="13"/>
+          <w:sz w:val="26"/>
+          <w:vertAlign w:val="superscript"/>
+        </w:rPr>
+        <w:t>2</w:t>
+      </w:r>
+      <w:r>
+        <w:rPr>
+          <w:rFonts w:ascii="13" w:hAnsi="13"/>
+          <w:sz w:val="26"/>
+        </w:rPr>
+        <w:t xml:space="preserve"> (</w:t>
+      </w:r>
+      <w:r>
+        <w:rPr>
+          <w:rFonts w:ascii="13" w:hAnsi="13"/>
+          <w:i/>
+          <w:sz w:val="26"/>
+        </w:rPr>
+        <w:t>Bằng chữ: {{dtc}} mét vuông</w:t>
+      </w:r>
+      <w:r>
+        <w:rPr>
+          <w:rFonts w:ascii="13" w:hAnsi="13"/>
+          <w:sz w:val="26"/>
+        </w:rPr>
+        <w:t>).</w:t>
+      </w:r>
+    </w:p>
+    <w:p>
+      <w:pPr>
+        <w:pStyle w:val="ListParagraph"/>
+        <w:spacing w:before="240" w:after="0" w:line="288" w:lineRule="auto"/>
+        <w:rPr>
+          <w:rFonts w:ascii="13" w:hAnsi="13"/>
+          <w:sz w:val="26"/>
+        </w:rPr>
+      </w:pPr>
+      <w:r>
+        <w:rPr>
+          <w:rFonts w:ascii="13" w:hAnsi="13"/>
+          <w:sz w:val="26"/>
+        </w:rPr>
+        <w:t>Hình thức sử dụng: {{htsd}}.</w:t>
+      </w:r>
+    </w:p>
+    <w:p>
+      <w:pPr>
+        <w:pStyle w:val="ListParagraph"/>
+        <w:spacing w:before="240" w:after="0" w:line="288" w:lineRule="auto"/>
+        <w:rPr>
+          <w:rFonts w:ascii="13" w:hAnsi="13"/>
+          <w:sz w:val="26"/>
+        </w:rPr>
+      </w:pPr>
+      <w:r>
+        <w:rPr>
+          <w:rFonts w:ascii="13" w:hAnsi="13"/>
+          <w:sz w:val="26"/>
+        </w:rPr>
+        <w:t>{{mdsd}}</w:t>
+      </w:r>
+    </w:p>
+    <w:p>
+      <w:pPr>
+        <w:pStyle w:val="ListParagraph"/>
+        <w:spacing w:before="240" w:after="0" w:line="288" w:lineRule="auto"/>
+        <w:rPr>
+          <w:rFonts w:ascii="13" w:hAnsi="13"/>
+          <w:sz w:val="26"/>
+        </w:rPr>
+      </w:pPr>
+      <w:r>
+        <w:rPr>
+          <w:rFonts w:ascii="13" w:hAnsi="13"/>
+          <w:sz w:val="26"/>
+        </w:rPr>
+        <w:t>Thời hạn sử dụng đất: {{thsd}}.</w:t>
+      </w:r>
+    </w:p>
+    <w:p>
+      <w:pPr>
+        <w:pStyle w:val="ListParagraph"/>
+        <w:spacing w:before="240" w:after="0" w:line="288" w:lineRule="auto"/>
+        <w:rPr>
+          <w:rFonts w:ascii="13" w:hAnsi="13"/>
+          <w:sz w:val="26"/>
+        </w:rPr>
+      </w:pPr>
+      <w:r>
+        <w:rPr>
+          <w:rFonts w:ascii="13" w:hAnsi="13"/>
+          <w:sz w:val="26"/>
+        </w:rPr>
+        <w:t>{{ngsd}}</w:t>
+      </w:r>
+    </w:p>
+    <w:p>
+      <w:pPr>
+        <w:pStyle w:val="ListParagraph"/>
+        <w:spacing w:before="240" w:after="0" w:line="288" w:lineRule="auto"/>
+        <w:rPr>
+          <w:rFonts w:ascii="13" w:hAnsi="13"/>
+          <w:sz w:val="26"/>
+        </w:rPr>
+      </w:pPr>
+      <w:r>
+        <w:rPr>
+          <w:rFonts w:ascii="13" w:hAnsi="13"/>
+          <w:sz w:val="26"/>
+        </w:rPr>
+        <w:t>{{gc}}</w:t>
+      </w:r>
+    </w:p>
+    <w:p>
+      <w:pPr>
+        <w:pStyle w:val="ListParagraph"/>
+        <w:spacing w:before="240" w:after="0" w:line="288" w:lineRule="auto"/>
+        <w:rPr>
+          <w:rFonts w:ascii="13" w:hAnsi="13"/>
+          <w:sz w:val="26"/>
+        </w:rPr>
+      </w:pPr>
+      <w:r>
+        <w:rPr>
+          <w:rFonts w:ascii="13" w:hAnsi="13"/>
+          <w:sz w:val="26"/>
+        </w:rPr>
+        <w:t>Những hạn chế về quyền sử dụng đất (nếu có): Không</w:t>
+      </w:r>
+    </w:p>
+    <w:p>
+      <w:pPr>
+        <w:spacing w:before="240" w:after="0" w:line="288" w:lineRule="auto"/>
+        <w:ind w:left="720"/>
+        <w:rPr>
+          <w:rFonts w:ascii="13" w:hAnsi="13"/>
+          <w:sz w:val="26"/>
+        </w:rPr>
+      </w:pPr>
+      <w:r>
+        <w:rPr>
+          <w:rFonts w:ascii="13" w:hAnsi="13"/>
+          <w:sz w:val="26"/>
+        </w:rPr>
+        <w:t>Căn cứ vào Nghị quyết số 55/2019/NQ – HĐND ngày 11/12/2025 của Hội đồng nhân dân thành phố Hải Phòng về việc ban hành Bảng giá đất lần đầu trên địa bàn thành phố Hải Phòng.</w:t>
+      </w:r>
+    </w:p>
+    <w:p>
+      <w:pPr>
+        <w:pStyle w:val="ListParagraph"/>
+        <w:spacing w:before="240" w:after="0" w:line="288" w:lineRule="auto"/>
+        <w:rPr>
+          <w:rFonts w:ascii="13" w:hAnsi="13"/>
+          <w:sz w:val="26"/>
+        </w:rPr>
+      </w:pPr>
+      <w:r>
+        <w:rPr>
+          <w:rFonts w:ascii="13" w:hAnsi="13"/>
+          <w:sz w:val="26"/>
+        </w:rPr>
+        <w:t>+ Vị trí, địa thế, ranh giới khách và môi trường khu vực: Nhà đất nằm trên trục đường chính liên phường, có vị trí giao thông đi lại thuận lợi.</w:t>
+      </w:r>
+    </w:p>
+    <w:p>
+      <w:pPr>
+        <w:pStyle w:val="ListParagraph"/>
+        <w:spacing w:before="240" w:after="0" w:line="288" w:lineRule="auto"/>
+        <w:ind w:left="360" w:firstLine="360"/>
+        <w:rPr>
+          <w:rFonts w:ascii="13" w:hAnsi="13"/>
+          <w:sz w:val="26"/>
+        </w:rPr>
+      </w:pPr>
+      <w:r>
+        <w:rPr>
+          <w:rFonts w:ascii="13" w:hAnsi="13"/>
+          <w:sz w:val="26"/>
+        </w:rPr>
+        <w:t>+ Giá đất</w:t>
+      </w:r>
+      <w:r>
+        <w:rPr>
+          <w:rFonts w:ascii="13" w:hAnsi="13"/>
+          <w:sz w:val="26"/>
+        </w:rPr>
+        <w:t xml:space="preserve"> theo giá UBND t</w:t>
+      </w:r>
+      <w:r>
+        <w:rPr>
+          <w:rFonts w:ascii="13" w:hAnsi="13"/>
+          <w:sz w:val="26"/>
+        </w:rPr>
+        <w:t>hành phố</w:t>
+      </w:r>
+      <w:r>
+        <w:rPr>
+          <w:rFonts w:ascii="13" w:hAnsi="13"/>
+          <w:sz w:val="26"/>
+        </w:rPr>
+        <w:t xml:space="preserve"> quy định:</w:t>
+      </w:r>
+    </w:p>
+    <w:p>
+      <w:pPr>
+        <w:spacing w:before="240" w:after="0" w:line="288" w:lineRule="auto"/>
+        <w:jc w:val="center"/>
+        <w:rPr>
+          <w:rFonts w:ascii="13" w:hAnsi="13"/>
+          <w:sz w:val="26"/>
+        </w:rPr>
+      </w:pPr>
+      <w:r>
+        <w:rPr>
+          <w:rFonts w:ascii="13" w:hAnsi="13"/>
+          <w:sz w:val="26"/>
+        </w:rPr>
+        <w:t>{{TABLE1_PLACEHOLDER}}</w:t>
+      </w:r>
+    </w:p>
+    <w:p>
+      <w:pPr>
+        <w:spacing w:before="240" w:after="0" w:line="288" w:lineRule="auto"/>
+        <w:jc w:val="center"/>
+        <w:rPr>
+          <w:rFonts w:ascii="13" w:hAnsi="13"/>
+          <w:sz w:val="26"/>
+        </w:rPr>
+      </w:pPr>
       <w:r>
         <w:rPr>
           <w:rFonts w:ascii="13" w:hAnsi="13"/>
@@ -1126,275 +1452,12 @@
           <w:rFonts w:ascii="13" w:hAnsi="13"/>
           <w:sz w:val="26"/>
         </w:rPr>
-        <w:t xml:space="preserve">(ông/bà) </w:t>
-      </w:r>
-      <w:bookmarkStart w:id="0" w:name="_GoBack"/>
-      <w:bookmarkEnd w:id="0"/>
-      <w:r>
-        <w:rPr>
-          <w:rFonts w:ascii="13" w:hAnsi="13"/>
-          <w:sz w:val="26"/>
-        </w:rPr>
-        <w:t>{{ndtbd}}.</w:t>
-      </w:r>
-    </w:p>
-    <w:p>
-      <w:pPr>
-        <w:pStyle w:val="ListParagraph"/>
-        <w:rPr>
-          <w:rFonts w:ascii="13" w:hAnsi="13"/>
-          <w:sz w:val="26"/>
-        </w:rPr>
-      </w:pPr>
-      <w:r>
-        <w:rPr>
-          <w:rFonts w:ascii="13" w:hAnsi="13"/>
-          <w:sz w:val="26"/>
-        </w:rPr>
-        <w:t>Địa chỉ thửa đất tại: {{dctd}}.</w:t>
-      </w:r>
-    </w:p>
-    <w:p>
-      <w:pPr>
-        <w:pStyle w:val="ListParagraph"/>
-        <w:rPr>
-          <w:rFonts w:ascii="13" w:hAnsi="13"/>
-          <w:sz w:val="26"/>
-        </w:rPr>
-      </w:pPr>
-      <w:r>
-        <w:rPr>
-          <w:rFonts w:ascii="13" w:hAnsi="13"/>
-          <w:sz w:val="26"/>
-        </w:rPr>
-        <w:t>Thửa đất số: {{std}} – Tờ bản đồ: {{sbd}}.</w:t>
-      </w:r>
-    </w:p>
-    <w:p>
-      <w:pPr>
-        <w:pStyle w:val="ListParagraph"/>
-        <w:spacing w:before="240"/>
-        <w:rPr>
-          <w:rFonts w:ascii="13" w:hAnsi="13"/>
-          <w:sz w:val="26"/>
-        </w:rPr>
-      </w:pPr>
-      <w:r>
-        <w:rPr>
-          <w:rFonts w:ascii="13" w:hAnsi="13"/>
-          <w:sz w:val="26"/>
-        </w:rPr>
-        <w:t>Diện tích bảo đảm: {{dt}} m</w:t>
-      </w:r>
-      <w:r>
-        <w:rPr>
-          <w:rFonts w:ascii="13" w:hAnsi="13"/>
-          <w:sz w:val="26"/>
-          <w:vertAlign w:val="superscript"/>
-        </w:rPr>
-        <w:t>2</w:t>
-      </w:r>
-      <w:r>
-        <w:rPr>
-          <w:rFonts w:ascii="13" w:hAnsi="13"/>
-          <w:sz w:val="26"/>
-        </w:rPr>
-        <w:t xml:space="preserve"> (</w:t>
-      </w:r>
-      <w:r>
-        <w:rPr>
-          <w:rFonts w:ascii="13" w:hAnsi="13"/>
-          <w:i/>
-          <w:sz w:val="26"/>
-        </w:rPr>
-        <w:t>Bằng chữ: {{dtc}} mét vuông</w:t>
-      </w:r>
-      <w:r>
-        <w:rPr>
-          <w:rFonts w:ascii="13" w:hAnsi="13"/>
-          <w:sz w:val="26"/>
-        </w:rPr>
-        <w:t>).</w:t>
-      </w:r>
-    </w:p>
-    <w:p>
-      <w:pPr>
-        <w:pStyle w:val="ListParagraph"/>
-        <w:spacing w:before="240"/>
-        <w:rPr>
-          <w:rFonts w:ascii="13" w:hAnsi="13"/>
-          <w:sz w:val="26"/>
-        </w:rPr>
-      </w:pPr>
-      <w:r>
-        <w:rPr>
-          <w:rFonts w:ascii="13" w:hAnsi="13"/>
-          <w:sz w:val="26"/>
-        </w:rPr>
-        <w:t>Hình thức sử dụng: {{htsd}}.</w:t>
-      </w:r>
-    </w:p>
-    <w:p>
-      <w:pPr>
-        <w:pStyle w:val="ListParagraph"/>
-        <w:spacing w:before="240"/>
-        <w:rPr>
-          <w:rFonts w:ascii="13" w:hAnsi="13"/>
-          <w:sz w:val="26"/>
-        </w:rPr>
-      </w:pPr>
-      <w:r>
-        <w:rPr>
-          <w:rFonts w:ascii="13" w:hAnsi="13"/>
-          <w:sz w:val="26"/>
-        </w:rPr>
-        <w:t>{{mdsd}}</w:t>
-      </w:r>
-    </w:p>
-    <w:p>
-      <w:pPr>
-        <w:pStyle w:val="ListParagraph"/>
-        <w:spacing w:before="240"/>
-        <w:rPr>
-          <w:rFonts w:ascii="13" w:hAnsi="13"/>
-          <w:sz w:val="26"/>
-        </w:rPr>
-      </w:pPr>
-      <w:r>
-        <w:rPr>
-          <w:rFonts w:ascii="13" w:hAnsi="13"/>
-          <w:sz w:val="26"/>
-        </w:rPr>
-        <w:t>Thời hạn sử dụng đất: {{thsd}}.</w:t>
-      </w:r>
-    </w:p>
-    <w:p>
-      <w:pPr>
-        <w:pStyle w:val="ListParagraph"/>
-        <w:spacing w:before="240"/>
-        <w:rPr>
-          <w:rFonts w:ascii="13" w:hAnsi="13"/>
-          <w:sz w:val="26"/>
-        </w:rPr>
-      </w:pPr>
-      <w:r>
-        <w:rPr>
-          <w:rFonts w:ascii="13" w:hAnsi="13"/>
-          <w:sz w:val="26"/>
-        </w:rPr>
-        <w:t>{{ngsd}}</w:t>
-      </w:r>
-    </w:p>
-    <w:p>
-      <w:pPr>
-        <w:pStyle w:val="ListParagraph"/>
-        <w:spacing w:before="240"/>
-        <w:rPr>
-          <w:rFonts w:ascii="13" w:hAnsi="13"/>
-          <w:sz w:val="26"/>
-        </w:rPr>
-      </w:pPr>
-      <w:r>
-        <w:rPr>
-          <w:rFonts w:ascii="13" w:hAnsi="13"/>
-          <w:sz w:val="26"/>
-        </w:rPr>
-        <w:t>{{gc}}</w:t>
-      </w:r>
-    </w:p>
-    <w:p>
-      <w:pPr>
-        <w:pStyle w:val="ListParagraph"/>
-        <w:spacing w:before="240"/>
-        <w:rPr>
-          <w:rFonts w:ascii="13" w:hAnsi="13"/>
-          <w:sz w:val="26"/>
-        </w:rPr>
-      </w:pPr>
-      <w:r>
-        <w:rPr>
-          <w:rFonts w:ascii="13" w:hAnsi="13"/>
-          <w:sz w:val="26"/>
-        </w:rPr>
-        <w:t>Những hạn chế về quyền sử dụng đất (nếu có): Không</w:t>
-      </w:r>
-    </w:p>
-    <w:p>
-      <w:pPr>
-        <w:spacing w:before="240"/>
-        <w:ind w:left="720"/>
-        <w:rPr>
-          <w:rFonts w:ascii="13" w:hAnsi="13"/>
-          <w:sz w:val="26"/>
-        </w:rPr>
-      </w:pPr>
-      <w:r>
-        <w:rPr>
-          <w:rFonts w:ascii="13" w:hAnsi="13"/>
-          <w:sz w:val="26"/>
-        </w:rPr>
-        <w:t>Căn cứ vào Nghị quyết số 55/2019/NQ – HĐND ngày 11/12/2025 của Hội đồng nhân dân thành phố Hải Phòng về việc ban hành Bảng giá đất lần đầu trên địa bàn thành phố Hải Phòng.</w:t>
-      </w:r>
-    </w:p>
-    <w:p>
-      <w:pPr>
-        <w:pStyle w:val="ListParagraph"/>
-        <w:spacing w:before="240"/>
-        <w:rPr>
-          <w:rFonts w:ascii="13" w:hAnsi="13"/>
-          <w:sz w:val="26"/>
-        </w:rPr>
-      </w:pPr>
-      <w:r>
-        <w:rPr>
-          <w:rFonts w:ascii="13" w:hAnsi="13"/>
-          <w:sz w:val="26"/>
-        </w:rPr>
-        <w:t>+ Vị trí, địa thế, ranh giới khách và môi trường khu vực: Nhà đất nằm trên trục đường chính liên phường, có vị trí giao thông đi lại thuận lợi.</w:t>
-      </w:r>
-    </w:p>
-    <w:p>
-      <w:pPr>
-        <w:pStyle w:val="ListParagraph"/>
-        <w:spacing w:before="240"/>
-        <w:ind w:left="360" w:firstLine="360"/>
-        <w:rPr>
-          <w:rFonts w:ascii="13" w:hAnsi="13"/>
-          <w:sz w:val="26"/>
-        </w:rPr>
-      </w:pPr>
-      <w:r>
-        <w:rPr>
-          <w:rFonts w:ascii="13" w:hAnsi="13"/>
-          <w:sz w:val="26"/>
-        </w:rPr>
-        <w:t>+ Giá đất</w:t>
-      </w:r>
-      <w:r>
-        <w:rPr>
-          <w:rFonts w:ascii="13" w:hAnsi="13"/>
-          <w:sz w:val="26"/>
-        </w:rPr>
-        <w:t xml:space="preserve"> theo giá UBND t</w:t>
-      </w:r>
-      <w:r>
-        <w:rPr>
-          <w:rFonts w:ascii="13" w:hAnsi="13"/>
-          <w:sz w:val="26"/>
-        </w:rPr>
-        <w:t>hành phố</w:t>
-      </w:r>
-      <w:r>
-        <w:rPr>
-          <w:rFonts w:ascii="13" w:hAnsi="13"/>
-          <w:sz w:val="26"/>
-        </w:rPr>
-        <w:t xml:space="preserve"> quy định:</w:t>
-      </w:r>
-    </w:p>
-    <w:p>
-      <w:pPr>
-        <w:spacing w:before="240"/>
+        <w:t>Căn cứ giá đất trên thị trường tại thời điểm xác định giá trị tài sản.</w:t>
+      </w:r>
+    </w:p>
+    <w:p>
+      <w:pPr>
+        <w:spacing w:before="240" w:after="0" w:line="288" w:lineRule="auto"/>
         <w:jc w:val="center"/>
         <w:rPr>
           <w:rFonts w:ascii="13" w:hAnsi="13"/>
@@ -1406,12 +1469,12 @@
           <w:rFonts w:ascii="13" w:hAnsi="13"/>
           <w:sz w:val="26"/>
         </w:rPr>
-        <w:t>{{TABLE1_PLACEHOLDER}}</w:t>
-      </w:r>
-    </w:p>
-    <w:p>
-      <w:pPr>
-        <w:spacing w:before="240"/>
+        <w:t>{{TABLE2_PLACEHOLDER}}</w:t>
+      </w:r>
+    </w:p>
+    <w:p>
+      <w:pPr>
+        <w:spacing w:before="240" w:after="0" w:line="288" w:lineRule="auto"/>
         <w:jc w:val="center"/>
         <w:rPr>
           <w:rFonts w:ascii="13" w:hAnsi="13"/>
@@ -1423,53 +1486,12 @@
           <w:rFonts w:ascii="13" w:hAnsi="13"/>
           <w:sz w:val="26"/>
         </w:rPr>
-        <w:t xml:space="preserve"> </w:t>
-      </w:r>
-      <w:r>
-        <w:rPr>
-          <w:rFonts w:ascii="13" w:hAnsi="13"/>
-          <w:sz w:val="26"/>
-        </w:rPr>
-        <w:t>Căn cứ giá đất trên thị trường tại thời điểm xác định giá trị tài sản.</w:t>
-      </w:r>
-    </w:p>
-    <w:p>
-      <w:pPr>
-        <w:spacing w:before="240"/>
-        <w:jc w:val="center"/>
-        <w:rPr>
-          <w:rFonts w:ascii="13" w:hAnsi="13"/>
-          <w:sz w:val="26"/>
-        </w:rPr>
-      </w:pPr>
-      <w:r>
-        <w:rPr>
-          <w:rFonts w:ascii="13" w:hAnsi="13"/>
-          <w:sz w:val="26"/>
-        </w:rPr>
-        <w:t>{{TABLE2_PLACEHOLDER}}</w:t>
-      </w:r>
-    </w:p>
-    <w:p>
-      <w:pPr>
-        <w:spacing w:before="240"/>
-        <w:jc w:val="center"/>
-        <w:rPr>
-          <w:rFonts w:ascii="13" w:hAnsi="13"/>
-          <w:sz w:val="26"/>
-        </w:rPr>
-      </w:pPr>
-      <w:r>
-        <w:rPr>
-          <w:rFonts w:ascii="13" w:hAnsi="13"/>
-          <w:sz w:val="26"/>
-        </w:rPr>
         <w:t xml:space="preserve"> *) Giá do hai bên cùng thỏa thuận thống nhất xác định:</w:t>
       </w:r>
     </w:p>
     <w:p>
       <w:pPr>
-        <w:spacing w:before="240"/>
+        <w:spacing w:before="240" w:after="0" w:line="288" w:lineRule="auto"/>
         <w:ind w:left="720" w:firstLine="720"/>
         <w:jc w:val="center"/>
         <w:rPr>
@@ -1494,7 +1516,7 @@
     </w:p>
     <w:p>
       <w:pPr>
-        <w:spacing w:before="240"/>
+        <w:spacing w:before="240" w:after="0" w:line="288" w:lineRule="auto"/>
         <w:rPr>
           <w:rFonts w:ascii="13" w:hAnsi="13"/>
           <w:sz w:val="26"/>
@@ -1510,7 +1532,7 @@
     </w:p>
     <w:p>
       <w:pPr>
-        <w:spacing w:before="240"/>
+        <w:spacing w:before="240" w:after="0" w:line="288" w:lineRule="auto"/>
         <w:rPr>
           <w:rFonts w:ascii="13" w:hAnsi="13"/>
           <w:b/>
@@ -1528,7 +1550,7 @@
     </w:p>
     <w:p>
       <w:pPr>
-        <w:spacing w:before="240"/>
+        <w:spacing w:before="240" w:after="0" w:line="288" w:lineRule="auto"/>
         <w:rPr>
           <w:rFonts w:ascii="13" w:hAnsi="13"/>
           <w:sz w:val="26"/>
@@ -1574,7 +1596,7 @@
     </w:p>
     <w:p>
       <w:pPr>
-        <w:spacing w:before="240"/>
+        <w:spacing w:before="240" w:after="0" w:line="288" w:lineRule="auto"/>
         <w:rPr>
           <w:rFonts w:ascii="13" w:hAnsi="13"/>
           <w:sz w:val="26"/>
@@ -1598,7 +1620,7 @@
     </w:p>
     <w:p>
       <w:pPr>
-        <w:spacing w:before="240"/>
+        <w:spacing w:before="240" w:after="0" w:line="288" w:lineRule="auto"/>
         <w:rPr>
           <w:rFonts w:ascii="13" w:hAnsi="13"/>
           <w:sz w:val="26"/>
@@ -1614,7 +1636,7 @@
     </w:p>
     <w:p>
       <w:pPr>
-        <w:spacing w:before="240"/>
+        <w:spacing w:before="240" w:after="0" w:line="288" w:lineRule="auto"/>
         <w:rPr>
           <w:rFonts w:ascii="13" w:hAnsi="13"/>
           <w:b/>
@@ -1648,7 +1670,7 @@
     </w:p>
     <w:p>
       <w:pPr>
-        <w:spacing w:before="240"/>
+        <w:spacing w:before="240" w:after="0" w:line="288" w:lineRule="auto"/>
         <w:rPr>
           <w:rFonts w:ascii="13" w:hAnsi="13"/>
           <w:sz w:val="26"/>
@@ -1664,7 +1686,7 @@
     </w:p>
     <w:p>
       <w:pPr>
-        <w:spacing w:before="240"/>
+        <w:spacing w:before="240" w:after="0" w:line="288" w:lineRule="auto"/>
         <w:rPr>
           <w:rFonts w:ascii="13" w:hAnsi="13"/>
           <w:sz w:val="26"/>
@@ -1687,7 +1709,7 @@
     </w:p>
     <w:p>
       <w:pPr>
-        <w:spacing w:before="240"/>
+        <w:spacing w:before="240" w:after="0" w:line="288" w:lineRule="auto"/>
         <w:rPr>
           <w:rFonts w:ascii="13" w:hAnsi="13"/>
           <w:sz w:val="26"/>
@@ -1704,7 +1726,7 @@
     </w:p>
     <w:p>
       <w:pPr>
-        <w:spacing w:before="240"/>
+        <w:spacing w:before="240" w:after="0" w:line="288" w:lineRule="auto"/>
         <w:rPr>
           <w:rFonts w:ascii="13" w:hAnsi="13"/>
           <w:b/>
@@ -1722,7 +1744,7 @@
     </w:p>
     <w:p>
       <w:pPr>
-        <w:spacing w:before="240"/>
+        <w:spacing w:before="240" w:after="0" w:line="288" w:lineRule="auto"/>
         <w:rPr>
           <w:rFonts w:ascii="13" w:hAnsi="13"/>
           <w:sz w:val="26"/>
@@ -1747,7 +1769,21 @@
           <w:rFonts w:ascii="13" w:hAnsi="13"/>
           <w:sz w:val="26"/>
         </w:rPr>
-        <w:t xml:space="preserve">{{shdtc}} </w:t>
+        <w:t>{{shdtc}}</w:t>
+      </w:r>
+      <w:r>
+        <w:rPr>
+          <w:rFonts w:ascii="13" w:hAnsi="13"/>
+          <w:sz w:val="26"/>
+        </w:rPr>
+        <w:t>/HĐTC</w:t>
+      </w:r>
+      <w:r>
+        <w:rPr>
+          <w:rFonts w:ascii="13" w:hAnsi="13"/>
+          <w:sz w:val="26"/>
+        </w:rPr>
+        <w:t xml:space="preserve"> </w:t>
       </w:r>
       <w:r>
         <w:rPr>
@@ -1761,14 +1797,14 @@
           <w:rFonts w:ascii="13" w:hAnsi="13"/>
           <w:sz w:val="26"/>
         </w:rPr>
-        <w:t>{{dayTC}}/{{monthTC}}</w:t>
-      </w:r>
-      <w:r>
-        <w:rPr>
-          <w:rFonts w:ascii="13" w:hAnsi="13"/>
-          <w:sz w:val="26"/>
-        </w:rPr>
-        <w:t>/{{yearTC}} giữa bên bảo đảm là</w:t>
+        <w:t xml:space="preserve">{{ngayKyTC}} </w:t>
+      </w:r>
+      <w:r>
+        <w:rPr>
+          <w:rFonts w:ascii="13" w:hAnsi="13"/>
+          <w:sz w:val="26"/>
+        </w:rPr>
+        <w:t>giữa bên bảo đảm là</w:t>
       </w:r>
       <w:r>
         <w:rPr>
@@ -1795,7 +1831,7 @@
     </w:p>
     <w:p>
       <w:pPr>
-        <w:spacing w:before="240"/>
+        <w:spacing w:before="240" w:after="0" w:line="288" w:lineRule="auto"/>
         <w:rPr>
           <w:rFonts w:ascii="13" w:hAnsi="13"/>
           <w:sz w:val="26"/>
@@ -1832,7 +1868,7 @@
     </w:p>
     <w:p>
       <w:pPr>
-        <w:spacing w:before="240"/>
+        <w:spacing w:before="240" w:after="0" w:line="288" w:lineRule="auto"/>
         <w:rPr>
           <w:rFonts w:ascii="13" w:hAnsi="13"/>
           <w:sz w:val="26"/>
@@ -1848,7 +1884,7 @@
     </w:p>
     <w:p>
       <w:pPr>
-        <w:spacing w:before="240"/>
+        <w:spacing w:before="240" w:after="0" w:line="288" w:lineRule="auto"/>
         <w:rPr>
           <w:rFonts w:ascii="13" w:hAnsi="13"/>
           <w:sz w:val="26"/>
@@ -1864,7 +1900,7 @@
     </w:p>
     <w:p>
       <w:pPr>
-        <w:spacing w:before="240"/>
+        <w:spacing w:before="240" w:after="0" w:line="288" w:lineRule="auto"/>
         <w:rPr>
           <w:rFonts w:ascii="13" w:hAnsi="13"/>
           <w:sz w:val="26"/>
@@ -1880,7 +1916,7 @@
     </w:p>
     <w:p>
       <w:pPr>
-        <w:spacing w:before="240"/>
+        <w:spacing w:before="240" w:after="0" w:line="288" w:lineRule="auto"/>
         <w:rPr>
           <w:rFonts w:ascii="13" w:hAnsi="13"/>
           <w:b/>
@@ -1948,7 +1984,7 @@
           <w:b/>
           <w:sz w:val="26"/>
         </w:rPr>
-        <w:t xml:space="preserve"> thẩm định</w:t>
+        <w:t xml:space="preserve"> tín dụng</w:t>
       </w:r>
       <w:r>
         <w:rPr>
@@ -1970,7 +2006,7 @@
     </w:p>
     <w:p>
       <w:pPr>
-        <w:spacing w:before="240"/>
+        <w:spacing w:before="240" w:after="0" w:line="288" w:lineRule="auto"/>
         <w:rPr>
           <w:rFonts w:ascii="13" w:hAnsi="13"/>
           <w:i/>
@@ -1983,7 +2019,7 @@
           <w:b/>
           <w:sz w:val="26"/>
         </w:rPr>
-        <w:tab/>
+        <w:t xml:space="preserve">        </w:t>
       </w:r>
       <w:r>
         <w:rPr>
@@ -2072,6 +2108,67 @@
           <w:i/>
           <w:sz w:val="26"/>
         </w:rPr>
+        <w:t>(K</w:t>
+      </w:r>
+      <w:r>
+        <w:rPr>
+          <w:rFonts w:ascii="13" w:hAnsi="13"/>
+          <w:i/>
+          <w:sz w:val="26"/>
+        </w:rPr>
+        <w:t>ý</w:t>
+      </w:r>
+      <w:r>
+        <w:rPr>
+          <w:rFonts w:ascii="13" w:hAnsi="13"/>
+          <w:i/>
+          <w:sz w:val="26"/>
+        </w:rPr>
+        <w:t xml:space="preserve"> tên, đóng dấu</w:t>
+      </w:r>
+      <w:r>
+        <w:rPr>
+          <w:rFonts w:ascii="13" w:hAnsi="13"/>
+          <w:i/>
+          <w:sz w:val="26"/>
+        </w:rPr>
+        <w:t>)</w:t>
+      </w:r>
+    </w:p>
+    <w:p>
+      <w:pPr>
+        <w:spacing w:before="240" w:after="0" w:line="288" w:lineRule="auto"/>
+        <w:rPr>
+          <w:rFonts w:ascii="13" w:hAnsi="13"/>
+          <w:i/>
+          <w:sz w:val="26"/>
+        </w:rPr>
+      </w:pPr>
+    </w:p>
+    <w:p>
+      <w:pPr>
+        <w:spacing w:before="240" w:after="0" w:line="288" w:lineRule="auto"/>
+        <w:rPr>
+          <w:rFonts w:ascii="13" w:hAnsi="13"/>
+          <w:b/>
+          <w:i/>
+          <w:sz w:val="26"/>
+        </w:rPr>
+      </w:pPr>
+      <w:r>
+        <w:rPr>
+          <w:rFonts w:ascii="13" w:hAnsi="13"/>
+          <w:i/>
+          <w:sz w:val="26"/>
+        </w:rPr>
+        <w:t xml:space="preserve">                                            </w:t>
+      </w:r>
+      <w:r>
+        <w:rPr>
+          <w:rFonts w:ascii="13" w:hAnsi="13"/>
+          <w:i/>
+          <w:sz w:val="26"/>
+        </w:rPr>
         <w:t xml:space="preserve">         </w:t>
       </w:r>
       <w:r>
@@ -2080,92 +2177,7 @@
           <w:i/>
           <w:sz w:val="26"/>
         </w:rPr>
-        <w:t xml:space="preserve"> </w:t>
-      </w:r>
-      <w:r>
-        <w:rPr>
-          <w:rFonts w:ascii="13" w:hAnsi="13"/>
-          <w:i/>
-          <w:sz w:val="26"/>
-        </w:rPr>
-        <w:t>(K</w:t>
-      </w:r>
-      <w:r>
-        <w:rPr>
-          <w:rFonts w:ascii="13" w:hAnsi="13"/>
-          <w:i/>
-          <w:sz w:val="26"/>
-        </w:rPr>
-        <w:t>ý</w:t>
-      </w:r>
-      <w:r>
-        <w:rPr>
-          <w:rFonts w:ascii="13" w:hAnsi="13"/>
-          <w:i/>
-          <w:sz w:val="26"/>
-        </w:rPr>
-        <w:t xml:space="preserve"> tên, đóng dấu</w:t>
-      </w:r>
-      <w:r>
-        <w:rPr>
-          <w:rFonts w:ascii="13" w:hAnsi="13"/>
-          <w:i/>
-          <w:sz w:val="26"/>
-        </w:rPr>
-        <w:t>)</w:t>
-      </w:r>
-    </w:p>
-    <w:p>
-      <w:pPr>
-        <w:spacing w:before="240"/>
-        <w:rPr>
-          <w:rFonts w:ascii="13" w:hAnsi="13"/>
-          <w:i/>
-          <w:sz w:val="26"/>
-        </w:rPr>
-      </w:pPr>
-    </w:p>
-    <w:p>
-      <w:pPr>
-        <w:spacing w:before="240"/>
-        <w:rPr>
-          <w:rFonts w:ascii="13" w:hAnsi="13"/>
-          <w:b/>
-          <w:i/>
-          <w:sz w:val="26"/>
-        </w:rPr>
-      </w:pPr>
-      <w:r>
-        <w:rPr>
-          <w:rFonts w:ascii="13" w:hAnsi="13"/>
-          <w:i/>
-          <w:sz w:val="26"/>
-        </w:rPr>
-        <w:t xml:space="preserve">                                            </w:t>
-      </w:r>
-      <w:r>
-        <w:rPr>
-          <w:rFonts w:ascii="13" w:hAnsi="13"/>
-          <w:i/>
-          <w:sz w:val="26"/>
-        </w:rPr>
-        <w:t xml:space="preserve">         </w:t>
-      </w:r>
-      <w:r>
-        <w:rPr>
-          <w:rFonts w:ascii="13" w:hAnsi="13"/>
-          <w:i/>
-          <w:sz w:val="26"/>
-        </w:rPr>
-        <w:t xml:space="preserve">   </w:t>
-      </w:r>
-      <w:r>
-        <w:rPr>
-          <w:rFonts w:ascii="13" w:hAnsi="13"/>
-          <w:i/>
-          <w:sz w:val="26"/>
-        </w:rPr>
-        <w:t xml:space="preserve"> </w:t>
+        <w:t xml:space="preserve">  </w:t>
       </w:r>
       <w:r>
         <w:rPr>
